--- a/00-首页/题组Word/第一轮·竞赛教材版/_总索引.docx
+++ b/00-首页/题组Word/第一轮·竞赛教材版/_总索引.docx
@@ -5391,27 +5391,40 @@
       </w:r>
       <w:r>
         <w:rPr>
+          <w:rStyle w:val="VerbatimChar"/>
+          <w:rFonts w:ascii="Times New Roman" w:hAnsi="Times New Roman" w:eastAsia="Times New Roman" w:cs="Times New Roman"/>
+        </w:rPr>
+        <w:t xml:space="preserve">used_in</w:t>
+      </w:r>
+      <w:r>
+        <w:rPr>
+          <w:rFonts w:ascii="Times New Roman" w:hAnsi="Times New Roman" w:eastAsia="Times New Roman" w:cs="Times New Roman"/>
+        </w:rPr>
+        <w:t xml:space="preserve"> </w:t>
+      </w:r>
+      <w:r>
+        <w:rPr>
           <w:rFonts w:hint="eastAsia" w:ascii="Times New Roman" w:hAnsi="Times New Roman" w:eastAsia="FangSong" w:cs="Times New Roman"/>
         </w:rPr>
-        <w:t>卷内已在题头标注</w:t>
+        <w:t>台账留存于源题文件中</w:t>
       </w:r>
       <w:r>
         <w:rPr>
           <w:rFonts w:hint="eastAsia" w:ascii="Times New Roman" w:hAnsi="Times New Roman" w:eastAsia="Times New Roman" w:cs="Times New Roman"/>
         </w:rPr>
-        <w:t>「</w:t>
+        <w:t>，</w:t>
       </w:r>
       <w:r>
         <w:rPr>
           <w:rFonts w:hint="eastAsia" w:ascii="Times New Roman" w:hAnsi="Times New Roman" w:eastAsia="FangSong" w:cs="Times New Roman"/>
         </w:rPr>
-        <w:t>曾用于</w:t>
+        <w:t>卷面不再印出</w:t>
       </w:r>
       <w:r>
         <w:rPr>
           <w:rFonts w:hint="eastAsia" w:ascii="Times New Roman" w:hAnsi="Times New Roman" w:eastAsia="Times New Roman" w:cs="Times New Roman"/>
         </w:rPr>
-        <w:t>」）。</w:t>
+        <w:t>）。</w:t>
       </w:r>
       <w:r>
         <w:rPr>

--- a/00-首页/题组Word/第一轮·竞赛教材版/_总索引.docx
+++ b/00-首页/题组Word/第一轮·竞赛教材版/_总索引.docx
@@ -362,7 +362,7 @@
               <w:rPr>
                 <w:rFonts w:hint="eastAsia" w:ascii="Times New Roman" w:hAnsi="Times New Roman" w:eastAsia="FangSong" w:cs="Times New Roman"/>
               </w:rPr>
-              <w:t>化学竞赛初赛讲义</w:t>
+              <w:t>汇智竞赛题目</w:t>
             </w:r>
             <w:r>
               <w:rPr>
@@ -374,7 +374,25 @@
               <w:rPr>
                 <w:rFonts w:hint="eastAsia" w:ascii="Times New Roman" w:hAnsi="Times New Roman" w:eastAsia="FangSong" w:cs="Times New Roman"/>
               </w:rPr>
-              <w:t>汇智竞赛题目</w:t>
+              <w:t>赵鑫光</w:t>
+            </w:r>
+            <w:r>
+              <w:rPr>
+                <w:rFonts w:hint="eastAsia" w:ascii="Times New Roman" w:hAnsi="Times New Roman" w:eastAsia="Times New Roman" w:cs="Times New Roman"/>
+              </w:rPr>
+              <w:t>《</w:t>
+            </w:r>
+            <w:r>
+              <w:rPr>
+                <w:rFonts w:hint="eastAsia" w:ascii="Times New Roman" w:hAnsi="Times New Roman" w:eastAsia="FangSong" w:cs="Times New Roman"/>
+              </w:rPr>
+              <w:t>高中化学竞赛基本理论学习笔记</w:t>
+            </w:r>
+            <w:r>
+              <w:rPr>
+                <w:rFonts w:hint="eastAsia" w:ascii="Times New Roman" w:hAnsi="Times New Roman" w:eastAsia="Times New Roman" w:cs="Times New Roman"/>
+              </w:rPr>
+              <w:t>》</w:t>
             </w:r>
           </w:p>
         </w:tc>
@@ -568,7 +586,7 @@
               <w:rPr>
                 <w:rFonts w:ascii="Times New Roman" w:hAnsi="Times New Roman" w:eastAsia="Times New Roman" w:cs="Times New Roman"/>
               </w:rPr>
-              <w:t xml:space="preserve">18/7</w:t>
+              <w:t xml:space="preserve">0/25</w:t>
             </w:r>
           </w:p>
         </w:tc>
@@ -595,18 +613,6 @@
               <w:rPr>
                 <w:rFonts w:hint="eastAsia" w:ascii="Times New Roman" w:hAnsi="Times New Roman" w:eastAsia="FangSong" w:cs="Times New Roman"/>
               </w:rPr>
-              <w:t>上海中学竞赛课程</w:t>
-            </w:r>
-            <w:r>
-              <w:rPr>
-                <w:rFonts w:hint="eastAsia" w:ascii="Times New Roman" w:hAnsi="Times New Roman" w:eastAsia="Times New Roman" w:cs="Times New Roman"/>
-              </w:rPr>
-              <w:t>、</w:t>
-            </w:r>
-            <w:r>
-              <w:rPr>
-                <w:rFonts w:hint="eastAsia" w:ascii="Times New Roman" w:hAnsi="Times New Roman" w:eastAsia="FangSong" w:cs="Times New Roman"/>
-              </w:rPr>
               <w:t>省预赛</w:t>
             </w:r>
             <w:r>
@@ -625,7 +631,25 @@
               <w:rPr>
                 <w:rFonts w:hint="eastAsia" w:ascii="Times New Roman" w:hAnsi="Times New Roman" w:eastAsia="Times New Roman" w:cs="Times New Roman"/>
               </w:rPr>
-              <w:t>2021</w:t>
+              <w:t>2021、</w:t>
+            </w:r>
+            <w:r>
+              <w:rPr>
+                <w:rFonts w:hint="eastAsia" w:ascii="Times New Roman" w:hAnsi="Times New Roman" w:eastAsia="FangSong" w:cs="Times New Roman"/>
+              </w:rPr>
+              <w:t>第</w:t>
+            </w:r>
+            <w:r>
+              <w:rPr>
+                <w:rFonts w:hint="eastAsia" w:ascii="Times New Roman" w:hAnsi="Times New Roman" w:eastAsia="Times New Roman" w:cs="Times New Roman"/>
+              </w:rPr>
+              <w:t>25</w:t>
+            </w:r>
+            <w:r>
+              <w:rPr>
+                <w:rFonts w:hint="eastAsia" w:ascii="Times New Roman" w:hAnsi="Times New Roman" w:eastAsia="FangSong" w:cs="Times New Roman"/>
+              </w:rPr>
+              <w:t>届决赛</w:t>
             </w:r>
           </w:p>
         </w:tc>
@@ -858,25 +882,19 @@
               <w:rPr>
                 <w:rFonts w:hint="eastAsia" w:ascii="Times New Roman" w:hAnsi="Times New Roman" w:eastAsia="FangSong" w:cs="Times New Roman"/>
               </w:rPr>
-              <w:t>省预赛</w:t>
-            </w:r>
-            <w:r>
-              <w:rPr>
-                <w:rFonts w:hint="eastAsia" w:ascii="Times New Roman" w:hAnsi="Times New Roman" w:eastAsia="Times New Roman" w:cs="Times New Roman"/>
-              </w:rPr>
-              <w:t>·</w:t>
-            </w:r>
-            <w:r>
-              <w:rPr>
-                <w:rFonts w:hint="eastAsia" w:ascii="Times New Roman" w:hAnsi="Times New Roman" w:eastAsia="FangSong" w:cs="Times New Roman"/>
-              </w:rPr>
-              <w:t>浙江</w:t>
-            </w:r>
-            <w:r>
-              <w:rPr>
-                <w:rFonts w:hint="eastAsia" w:ascii="Times New Roman" w:hAnsi="Times New Roman" w:eastAsia="Times New Roman" w:cs="Times New Roman"/>
-              </w:rPr>
-              <w:t>2021</w:t>
+              <w:t>第</w:t>
+            </w:r>
+            <w:r>
+              <w:rPr>
+                <w:rFonts w:hint="eastAsia" w:ascii="Times New Roman" w:hAnsi="Times New Roman" w:eastAsia="Times New Roman" w:cs="Times New Roman"/>
+              </w:rPr>
+              <w:t>30</w:t>
+            </w:r>
+            <w:r>
+              <w:rPr>
+                <w:rFonts w:hint="eastAsia" w:ascii="Times New Roman" w:hAnsi="Times New Roman" w:eastAsia="FangSong" w:cs="Times New Roman"/>
+              </w:rPr>
+              <w:t>届初赛</w:t>
             </w:r>
           </w:p>
         </w:tc>
@@ -1083,9 +1101,39 @@
             </w:pPr>
             <w:r>
               <w:rPr>
-                <w:rFonts w:hint="eastAsia" w:ascii="Times New Roman" w:hAnsi="Times New Roman" w:eastAsia="FangSong" w:cs="Times New Roman"/>
-              </w:rPr>
-              <w:t>一分册能力测试</w:t>
+                <w:rFonts w:hint="eastAsia" w:ascii="Times New Roman" w:hAnsi="Times New Roman" w:eastAsia="Times New Roman" w:cs="Times New Roman"/>
+              </w:rPr>
+              <w:t>05-</w:t>
+            </w:r>
+            <w:r>
+              <w:rPr>
+                <w:rFonts w:hint="eastAsia" w:ascii="Times New Roman" w:hAnsi="Times New Roman" w:eastAsia="FangSong" w:cs="Times New Roman"/>
+              </w:rPr>
+              <w:t>真题库</w:t>
+            </w:r>
+            <w:r>
+              <w:rPr>
+                <w:rFonts w:hint="eastAsia" w:ascii="Times New Roman" w:hAnsi="Times New Roman" w:eastAsia="Times New Roman" w:cs="Times New Roman"/>
+              </w:rPr>
+              <w:t>（</w:t>
+            </w:r>
+            <w:r>
+              <w:rPr>
+                <w:rFonts w:hint="eastAsia" w:ascii="Times New Roman" w:hAnsi="Times New Roman" w:eastAsia="FangSong" w:cs="Times New Roman"/>
+              </w:rPr>
+              <w:t>真题讲评层</w:t>
+            </w:r>
+            <w:r>
+              <w:rPr>
+                <w:rFonts w:hint="eastAsia" w:ascii="Times New Roman" w:hAnsi="Times New Roman" w:eastAsia="Times New Roman" w:cs="Times New Roman"/>
+              </w:rPr>
+              <w:t>）、</w:t>
+            </w:r>
+            <w:r>
+              <w:rPr>
+                <w:rFonts w:hint="eastAsia" w:ascii="Times New Roman" w:hAnsi="Times New Roman" w:eastAsia="FangSong" w:cs="Times New Roman"/>
+              </w:rPr>
+              <w:t>汇智竞赛题目</w:t>
             </w:r>
             <w:r>
               <w:rPr>
@@ -1097,18 +1145,6 @@
               <w:rPr>
                 <w:rFonts w:hint="eastAsia" w:ascii="Times New Roman" w:hAnsi="Times New Roman" w:eastAsia="FangSong" w:cs="Times New Roman"/>
               </w:rPr>
-              <w:t>化学竞赛初赛讲义</w:t>
-            </w:r>
-            <w:r>
-              <w:rPr>
-                <w:rFonts w:hint="eastAsia" w:ascii="Times New Roman" w:hAnsi="Times New Roman" w:eastAsia="Times New Roman" w:cs="Times New Roman"/>
-              </w:rPr>
-              <w:t>、</w:t>
-            </w:r>
-            <w:r>
-              <w:rPr>
-                <w:rFonts w:hint="eastAsia" w:ascii="Times New Roman" w:hAnsi="Times New Roman" w:eastAsia="FangSong" w:cs="Times New Roman"/>
-              </w:rPr>
               <w:t>省预赛</w:t>
             </w:r>
             <w:r>
@@ -1127,7 +1163,7 @@
               <w:rPr>
                 <w:rFonts w:hint="eastAsia" w:ascii="Times New Roman" w:hAnsi="Times New Roman" w:eastAsia="Times New Roman" w:cs="Times New Roman"/>
               </w:rPr>
-              <w:t>2021</w:t>
+              <w:t>2022</w:t>
             </w:r>
           </w:p>
         </w:tc>
@@ -1334,15 +1370,33 @@
             </w:pPr>
             <w:r>
               <w:rPr>
-                <w:rFonts w:hint="eastAsia" w:ascii="Times New Roman" w:hAnsi="Times New Roman" w:eastAsia="FangSong" w:cs="Times New Roman"/>
-              </w:rPr>
-              <w:t>化学竞赛初赛讲义</w:t>
-            </w:r>
-            <w:r>
-              <w:rPr>
-                <w:rFonts w:hint="eastAsia" w:ascii="Times New Roman" w:hAnsi="Times New Roman" w:eastAsia="Times New Roman" w:cs="Times New Roman"/>
-              </w:rPr>
-              <w:t>、</w:t>
+                <w:rFonts w:hint="eastAsia" w:ascii="Times New Roman" w:hAnsi="Times New Roman" w:eastAsia="Times New Roman" w:cs="Times New Roman"/>
+              </w:rPr>
+              <w:t>05-</w:t>
+            </w:r>
+            <w:r>
+              <w:rPr>
+                <w:rFonts w:hint="eastAsia" w:ascii="Times New Roman" w:hAnsi="Times New Roman" w:eastAsia="FangSong" w:cs="Times New Roman"/>
+              </w:rPr>
+              <w:t>真题库</w:t>
+            </w:r>
+            <w:r>
+              <w:rPr>
+                <w:rFonts w:hint="eastAsia" w:ascii="Times New Roman" w:hAnsi="Times New Roman" w:eastAsia="Times New Roman" w:cs="Times New Roman"/>
+              </w:rPr>
+              <w:t>（</w:t>
+            </w:r>
+            <w:r>
+              <w:rPr>
+                <w:rFonts w:hint="eastAsia" w:ascii="Times New Roman" w:hAnsi="Times New Roman" w:eastAsia="FangSong" w:cs="Times New Roman"/>
+              </w:rPr>
+              <w:t>真题讲评层</w:t>
+            </w:r>
+            <w:r>
+              <w:rPr>
+                <w:rFonts w:hint="eastAsia" w:ascii="Times New Roman" w:hAnsi="Times New Roman" w:eastAsia="Times New Roman" w:cs="Times New Roman"/>
+              </w:rPr>
+              <w:t>）、</w:t>
             </w:r>
             <w:r>
               <w:rPr>
@@ -1372,25 +1426,19 @@
               <w:rPr>
                 <w:rFonts w:hint="eastAsia" w:ascii="Times New Roman" w:hAnsi="Times New Roman" w:eastAsia="FangSong" w:cs="Times New Roman"/>
               </w:rPr>
-              <w:t>省预赛</w:t>
-            </w:r>
-            <w:r>
-              <w:rPr>
-                <w:rFonts w:hint="eastAsia" w:ascii="Times New Roman" w:hAnsi="Times New Roman" w:eastAsia="Times New Roman" w:cs="Times New Roman"/>
-              </w:rPr>
-              <w:t>·</w:t>
-            </w:r>
-            <w:r>
-              <w:rPr>
-                <w:rFonts w:hint="eastAsia" w:ascii="Times New Roman" w:hAnsi="Times New Roman" w:eastAsia="FangSong" w:cs="Times New Roman"/>
-              </w:rPr>
-              <w:t>浙江</w:t>
-            </w:r>
-            <w:r>
-              <w:rPr>
-                <w:rFonts w:hint="eastAsia" w:ascii="Times New Roman" w:hAnsi="Times New Roman" w:eastAsia="Times New Roman" w:cs="Times New Roman"/>
-              </w:rPr>
-              <w:t>2022</w:t>
+              <w:t>第</w:t>
+            </w:r>
+            <w:r>
+              <w:rPr>
+                <w:rFonts w:hint="eastAsia" w:ascii="Times New Roman" w:hAnsi="Times New Roman" w:eastAsia="Times New Roman" w:cs="Times New Roman"/>
+              </w:rPr>
+              <w:t>25</w:t>
+            </w:r>
+            <w:r>
+              <w:rPr>
+                <w:rFonts w:hint="eastAsia" w:ascii="Times New Roman" w:hAnsi="Times New Roman" w:eastAsia="FangSong" w:cs="Times New Roman"/>
+              </w:rPr>
+              <w:t>届决赛</w:t>
             </w:r>
           </w:p>
         </w:tc>
@@ -1584,7 +1632,7 @@
               <w:rPr>
                 <w:rFonts w:ascii="Times New Roman" w:hAnsi="Times New Roman" w:eastAsia="Times New Roman" w:cs="Times New Roman"/>
               </w:rPr>
-              <w:t xml:space="preserve">10/0</w:t>
+              <w:t xml:space="preserve">0/10</w:t>
             </w:r>
           </w:p>
         </w:tc>
@@ -1991,7 +2039,7 @@
               <w:rPr>
                 <w:rFonts w:ascii="Times New Roman" w:hAnsi="Times New Roman" w:eastAsia="Times New Roman" w:cs="Times New Roman"/>
               </w:rPr>
-              <w:t xml:space="preserve">25/0</w:t>
+              <w:t xml:space="preserve">14/11</w:t>
             </w:r>
           </w:p>
         </w:tc>
@@ -2018,7 +2066,19 @@
               <w:rPr>
                 <w:rFonts w:hint="eastAsia" w:ascii="Times New Roman" w:hAnsi="Times New Roman" w:eastAsia="FangSong" w:cs="Times New Roman"/>
               </w:rPr>
-              <w:t>上海中学竞赛课程</w:t>
+              <w:t>第</w:t>
+            </w:r>
+            <w:r>
+              <w:rPr>
+                <w:rFonts w:hint="eastAsia" w:ascii="Times New Roman" w:hAnsi="Times New Roman" w:eastAsia="Times New Roman" w:cs="Times New Roman"/>
+              </w:rPr>
+              <w:t>33</w:t>
+            </w:r>
+            <w:r>
+              <w:rPr>
+                <w:rFonts w:hint="eastAsia" w:ascii="Times New Roman" w:hAnsi="Times New Roman" w:eastAsia="FangSong" w:cs="Times New Roman"/>
+              </w:rPr>
+              <w:t>届初赛</w:t>
             </w:r>
             <w:r>
               <w:rPr>
@@ -2030,19 +2090,19 @@
               <w:rPr>
                 <w:rFonts w:hint="eastAsia" w:ascii="Times New Roman" w:hAnsi="Times New Roman" w:eastAsia="FangSong" w:cs="Times New Roman"/>
               </w:rPr>
-              <w:t>第</w:t>
-            </w:r>
-            <w:r>
-              <w:rPr>
-                <w:rFonts w:hint="eastAsia" w:ascii="Times New Roman" w:hAnsi="Times New Roman" w:eastAsia="Times New Roman" w:cs="Times New Roman"/>
-              </w:rPr>
-              <w:t>27</w:t>
-            </w:r>
-            <w:r>
-              <w:rPr>
-                <w:rFonts w:hint="eastAsia" w:ascii="Times New Roman" w:hAnsi="Times New Roman" w:eastAsia="FangSong" w:cs="Times New Roman"/>
-              </w:rPr>
-              <w:t>届初赛</w:t>
+              <w:t>自编</w:t>
+            </w:r>
+            <w:r>
+              <w:rPr>
+                <w:rFonts w:hint="eastAsia" w:ascii="Times New Roman" w:hAnsi="Times New Roman" w:eastAsia="Times New Roman" w:cs="Times New Roman"/>
+              </w:rPr>
+              <w:t>·</w:t>
+            </w:r>
+            <w:r>
+              <w:rPr>
+                <w:rFonts w:hint="eastAsia" w:ascii="Times New Roman" w:hAnsi="Times New Roman" w:eastAsia="FangSong" w:cs="Times New Roman"/>
+              </w:rPr>
+              <w:t>分析化学</w:t>
             </w:r>
           </w:p>
         </w:tc>
@@ -2209,7 +2269,7 @@
               <w:rPr>
                 <w:rFonts w:hint="eastAsia" w:ascii="Times New Roman" w:hAnsi="Times New Roman" w:eastAsia="Times New Roman" w:cs="Times New Roman"/>
               </w:rPr>
-              <w:t>12/</w:t>
+              <w:t>13/</w:t>
             </w:r>
             <w:r>
               <w:rPr>
@@ -2221,7 +2281,7 @@
               <w:rPr>
                 <w:rFonts w:hint="eastAsia" w:ascii="Times New Roman" w:hAnsi="Times New Roman" w:eastAsia="Times New Roman" w:cs="Times New Roman"/>
               </w:rPr>
-              <w:t>13</w:t>
+              <w:t>12</w:t>
             </w:r>
           </w:p>
         </w:tc>
@@ -2236,7 +2296,7 @@
               <w:rPr>
                 <w:rFonts w:ascii="Times New Roman" w:hAnsi="Times New Roman" w:eastAsia="Times New Roman" w:cs="Times New Roman"/>
               </w:rPr>
-              <w:t xml:space="preserve">17/8</w:t>
+              <w:t xml:space="preserve">0/25</w:t>
             </w:r>
           </w:p>
         </w:tc>
@@ -2281,7 +2341,7 @@
               <w:rPr>
                 <w:rFonts w:hint="eastAsia" w:ascii="Times New Roman" w:hAnsi="Times New Roman" w:eastAsia="FangSong" w:cs="Times New Roman"/>
               </w:rPr>
-              <w:t>上海中学竞赛课程</w:t>
+              <w:t>北斗学友竞赛模拟卷</w:t>
             </w:r>
             <w:r>
               <w:rPr>
@@ -2293,7 +2353,7 @@
               <w:rPr>
                 <w:rFonts w:hint="eastAsia" w:ascii="Times New Roman" w:hAnsi="Times New Roman" w:eastAsia="FangSong" w:cs="Times New Roman"/>
               </w:rPr>
-              <w:t>北斗学友竞赛模拟卷</w:t>
+              <w:t>教学改编题</w:t>
             </w:r>
           </w:p>
         </w:tc>
@@ -2500,6 +2560,36 @@
             </w:pPr>
             <w:r>
               <w:rPr>
+                <w:rFonts w:hint="eastAsia" w:ascii="Times New Roman" w:hAnsi="Times New Roman" w:eastAsia="Times New Roman" w:cs="Times New Roman"/>
+              </w:rPr>
+              <w:t>05-</w:t>
+            </w:r>
+            <w:r>
+              <w:rPr>
+                <w:rFonts w:hint="eastAsia" w:ascii="Times New Roman" w:hAnsi="Times New Roman" w:eastAsia="FangSong" w:cs="Times New Roman"/>
+              </w:rPr>
+              <w:t>真题库</w:t>
+            </w:r>
+            <w:r>
+              <w:rPr>
+                <w:rFonts w:hint="eastAsia" w:ascii="Times New Roman" w:hAnsi="Times New Roman" w:eastAsia="Times New Roman" w:cs="Times New Roman"/>
+              </w:rPr>
+              <w:t>（</w:t>
+            </w:r>
+            <w:r>
+              <w:rPr>
+                <w:rFonts w:hint="eastAsia" w:ascii="Times New Roman" w:hAnsi="Times New Roman" w:eastAsia="FangSong" w:cs="Times New Roman"/>
+              </w:rPr>
+              <w:t>真题讲评层</w:t>
+            </w:r>
+            <w:r>
+              <w:rPr>
+                <w:rFonts w:hint="eastAsia" w:ascii="Times New Roman" w:hAnsi="Times New Roman" w:eastAsia="Times New Roman" w:cs="Times New Roman"/>
+              </w:rPr>
+              <w:t>）、</w:t>
+            </w:r>
+            <w:r>
+              <w:rPr>
                 <w:rFonts w:hint="eastAsia" w:ascii="Times New Roman" w:hAnsi="Times New Roman" w:eastAsia="FangSong" w:cs="Times New Roman"/>
               </w:rPr>
               <w:t>一分册能力测试</w:t>
@@ -2515,36 +2605,6 @@
                 <w:rFonts w:hint="eastAsia" w:ascii="Times New Roman" w:hAnsi="Times New Roman" w:eastAsia="FangSong" w:cs="Times New Roman"/>
               </w:rPr>
               <w:t>化学竞赛初赛讲义</w:t>
-            </w:r>
-            <w:r>
-              <w:rPr>
-                <w:rFonts w:hint="eastAsia" w:ascii="Times New Roman" w:hAnsi="Times New Roman" w:eastAsia="Times New Roman" w:cs="Times New Roman"/>
-              </w:rPr>
-              <w:t>、</w:t>
-            </w:r>
-            <w:r>
-              <w:rPr>
-                <w:rFonts w:hint="eastAsia" w:ascii="Times New Roman" w:hAnsi="Times New Roman" w:eastAsia="FangSong" w:cs="Times New Roman"/>
-              </w:rPr>
-              <w:t>省预赛</w:t>
-            </w:r>
-            <w:r>
-              <w:rPr>
-                <w:rFonts w:hint="eastAsia" w:ascii="Times New Roman" w:hAnsi="Times New Roman" w:eastAsia="Times New Roman" w:cs="Times New Roman"/>
-              </w:rPr>
-              <w:t>·</w:t>
-            </w:r>
-            <w:r>
-              <w:rPr>
-                <w:rFonts w:hint="eastAsia" w:ascii="Times New Roman" w:hAnsi="Times New Roman" w:eastAsia="FangSong" w:cs="Times New Roman"/>
-              </w:rPr>
-              <w:t>浙江</w:t>
-            </w:r>
-            <w:r>
-              <w:rPr>
-                <w:rFonts w:hint="eastAsia" w:ascii="Times New Roman" w:hAnsi="Times New Roman" w:eastAsia="Times New Roman" w:cs="Times New Roman"/>
-              </w:rPr>
-              <w:t>2021</w:t>
             </w:r>
           </w:p>
         </w:tc>
@@ -2738,17 +2798,47 @@
               <w:rPr>
                 <w:rFonts w:ascii="Times New Roman" w:hAnsi="Times New Roman" w:eastAsia="Times New Roman" w:cs="Times New Roman"/>
               </w:rPr>
-              <w:t xml:space="preserve">25/0</w:t>
-            </w:r>
-          </w:p>
-        </w:tc>
-        <w:tc>
-          <w:tcPr/>
-          <w:p>
-            <w:pPr>
-              <w:pStyle w:val="Compact"/>
-              <w:jc w:val="center"/>
-            </w:pPr>
+              <w:t xml:space="preserve">18/7</w:t>
+            </w:r>
+          </w:p>
+        </w:tc>
+        <w:tc>
+          <w:tcPr/>
+          <w:p>
+            <w:pPr>
+              <w:pStyle w:val="Compact"/>
+              <w:jc w:val="center"/>
+            </w:pPr>
+            <w:r>
+              <w:rPr>
+                <w:rFonts w:hint="eastAsia" w:ascii="Times New Roman" w:hAnsi="Times New Roman" w:eastAsia="Times New Roman" w:cs="Times New Roman"/>
+              </w:rPr>
+              <w:t>05-</w:t>
+            </w:r>
+            <w:r>
+              <w:rPr>
+                <w:rFonts w:hint="eastAsia" w:ascii="Times New Roman" w:hAnsi="Times New Roman" w:eastAsia="FangSong" w:cs="Times New Roman"/>
+              </w:rPr>
+              <w:t>真题库</w:t>
+            </w:r>
+            <w:r>
+              <w:rPr>
+                <w:rFonts w:hint="eastAsia" w:ascii="Times New Roman" w:hAnsi="Times New Roman" w:eastAsia="Times New Roman" w:cs="Times New Roman"/>
+              </w:rPr>
+              <w:t>（</w:t>
+            </w:r>
+            <w:r>
+              <w:rPr>
+                <w:rFonts w:hint="eastAsia" w:ascii="Times New Roman" w:hAnsi="Times New Roman" w:eastAsia="FangSong" w:cs="Times New Roman"/>
+              </w:rPr>
+              <w:t>真题讲评层</w:t>
+            </w:r>
+            <w:r>
+              <w:rPr>
+                <w:rFonts w:hint="eastAsia" w:ascii="Times New Roman" w:hAnsi="Times New Roman" w:eastAsia="Times New Roman" w:cs="Times New Roman"/>
+              </w:rPr>
+              <w:t>）、</w:t>
+            </w:r>
             <w:r>
               <w:rPr>
                 <w:rFonts w:hint="eastAsia" w:ascii="Times New Roman" w:hAnsi="Times New Roman" w:eastAsia="FangSong" w:cs="Times New Roman"/>
@@ -2765,49 +2855,7 @@
               <w:rPr>
                 <w:rFonts w:hint="eastAsia" w:ascii="Times New Roman" w:hAnsi="Times New Roman" w:eastAsia="FangSong" w:cs="Times New Roman"/>
               </w:rPr>
-              <w:t>省预赛</w:t>
-            </w:r>
-            <w:r>
-              <w:rPr>
-                <w:rFonts w:hint="eastAsia" w:ascii="Times New Roman" w:hAnsi="Times New Roman" w:eastAsia="Times New Roman" w:cs="Times New Roman"/>
-              </w:rPr>
-              <w:t>·</w:t>
-            </w:r>
-            <w:r>
-              <w:rPr>
-                <w:rFonts w:hint="eastAsia" w:ascii="Times New Roman" w:hAnsi="Times New Roman" w:eastAsia="FangSong" w:cs="Times New Roman"/>
-              </w:rPr>
-              <w:t>浙江</w:t>
-            </w:r>
-            <w:r>
-              <w:rPr>
-                <w:rFonts w:hint="eastAsia" w:ascii="Times New Roman" w:hAnsi="Times New Roman" w:eastAsia="Times New Roman" w:cs="Times New Roman"/>
-              </w:rPr>
-              <w:t>2021、</w:t>
-            </w:r>
-            <w:r>
-              <w:rPr>
-                <w:rFonts w:hint="eastAsia" w:ascii="Times New Roman" w:hAnsi="Times New Roman" w:eastAsia="FangSong" w:cs="Times New Roman"/>
-              </w:rPr>
-              <w:t>省预赛</w:t>
-            </w:r>
-            <w:r>
-              <w:rPr>
-                <w:rFonts w:hint="eastAsia" w:ascii="Times New Roman" w:hAnsi="Times New Roman" w:eastAsia="Times New Roman" w:cs="Times New Roman"/>
-              </w:rPr>
-              <w:t>·</w:t>
-            </w:r>
-            <w:r>
-              <w:rPr>
-                <w:rFonts w:hint="eastAsia" w:ascii="Times New Roman" w:hAnsi="Times New Roman" w:eastAsia="FangSong" w:cs="Times New Roman"/>
-              </w:rPr>
-              <w:t>浙江</w:t>
-            </w:r>
-            <w:r>
-              <w:rPr>
-                <w:rFonts w:hint="eastAsia" w:ascii="Times New Roman" w:hAnsi="Times New Roman" w:eastAsia="Times New Roman" w:cs="Times New Roman"/>
-              </w:rPr>
-              <w:t>2023</w:t>
+              <w:t>教学改编题</w:t>
             </w:r>
           </w:p>
         </w:tc>
@@ -3001,17 +3049,47 @@
               <w:rPr>
                 <w:rFonts w:ascii="Times New Roman" w:hAnsi="Times New Roman" w:eastAsia="Times New Roman" w:cs="Times New Roman"/>
               </w:rPr>
-              <w:t xml:space="preserve">12/13</w:t>
-            </w:r>
-          </w:p>
-        </w:tc>
-        <w:tc>
-          <w:tcPr/>
-          <w:p>
-            <w:pPr>
-              <w:pStyle w:val="Compact"/>
-              <w:jc w:val="center"/>
-            </w:pPr>
+              <w:t xml:space="preserve">2/23</w:t>
+            </w:r>
+          </w:p>
+        </w:tc>
+        <w:tc>
+          <w:tcPr/>
+          <w:p>
+            <w:pPr>
+              <w:pStyle w:val="Compact"/>
+              <w:jc w:val="center"/>
+            </w:pPr>
+            <w:r>
+              <w:rPr>
+                <w:rFonts w:hint="eastAsia" w:ascii="Times New Roman" w:hAnsi="Times New Roman" w:eastAsia="Times New Roman" w:cs="Times New Roman"/>
+              </w:rPr>
+              <w:t>05-</w:t>
+            </w:r>
+            <w:r>
+              <w:rPr>
+                <w:rFonts w:hint="eastAsia" w:ascii="Times New Roman" w:hAnsi="Times New Roman" w:eastAsia="FangSong" w:cs="Times New Roman"/>
+              </w:rPr>
+              <w:t>真题库</w:t>
+            </w:r>
+            <w:r>
+              <w:rPr>
+                <w:rFonts w:hint="eastAsia" w:ascii="Times New Roman" w:hAnsi="Times New Roman" w:eastAsia="Times New Roman" w:cs="Times New Roman"/>
+              </w:rPr>
+              <w:t>（</w:t>
+            </w:r>
+            <w:r>
+              <w:rPr>
+                <w:rFonts w:hint="eastAsia" w:ascii="Times New Roman" w:hAnsi="Times New Roman" w:eastAsia="FangSong" w:cs="Times New Roman"/>
+              </w:rPr>
+              <w:t>真题讲评层</w:t>
+            </w:r>
+            <w:r>
+              <w:rPr>
+                <w:rFonts w:hint="eastAsia" w:ascii="Times New Roman" w:hAnsi="Times New Roman" w:eastAsia="Times New Roman" w:cs="Times New Roman"/>
+              </w:rPr>
+              <w:t>）、</w:t>
+            </w:r>
             <w:r>
               <w:rPr>
                 <w:rFonts w:hint="eastAsia" w:ascii="Times New Roman" w:hAnsi="Times New Roman" w:eastAsia="FangSong" w:cs="Times New Roman"/>
@@ -3029,36 +3107,6 @@
                 <w:rFonts w:hint="eastAsia" w:ascii="Times New Roman" w:hAnsi="Times New Roman" w:eastAsia="FangSong" w:cs="Times New Roman"/>
               </w:rPr>
               <w:t>北斗学友竞赛模拟卷</w:t>
-            </w:r>
-            <w:r>
-              <w:rPr>
-                <w:rFonts w:hint="eastAsia" w:ascii="Times New Roman" w:hAnsi="Times New Roman" w:eastAsia="Times New Roman" w:cs="Times New Roman"/>
-              </w:rPr>
-              <w:t>、</w:t>
-            </w:r>
-            <w:r>
-              <w:rPr>
-                <w:rFonts w:hint="eastAsia" w:ascii="Times New Roman" w:hAnsi="Times New Roman" w:eastAsia="FangSong" w:cs="Times New Roman"/>
-              </w:rPr>
-              <w:t>省预赛</w:t>
-            </w:r>
-            <w:r>
-              <w:rPr>
-                <w:rFonts w:hint="eastAsia" w:ascii="Times New Roman" w:hAnsi="Times New Roman" w:eastAsia="Times New Roman" w:cs="Times New Roman"/>
-              </w:rPr>
-              <w:t>·</w:t>
-            </w:r>
-            <w:r>
-              <w:rPr>
-                <w:rFonts w:hint="eastAsia" w:ascii="Times New Roman" w:hAnsi="Times New Roman" w:eastAsia="FangSong" w:cs="Times New Roman"/>
-              </w:rPr>
-              <w:t>浙江</w:t>
-            </w:r>
-            <w:r>
-              <w:rPr>
-                <w:rFonts w:hint="eastAsia" w:ascii="Times New Roman" w:hAnsi="Times New Roman" w:eastAsia="Times New Roman" w:cs="Times New Roman"/>
-              </w:rPr>
-              <w:t>2021</w:t>
             </w:r>
           </w:p>
         </w:tc>
@@ -3252,7 +3300,7 @@
               <w:rPr>
                 <w:rFonts w:ascii="Times New Roman" w:hAnsi="Times New Roman" w:eastAsia="Times New Roman" w:cs="Times New Roman"/>
               </w:rPr>
-              <w:t xml:space="preserve">25/0</w:t>
+              <w:t xml:space="preserve">19/6</w:t>
             </w:r>
           </w:p>
         </w:tc>
@@ -3279,19 +3327,19 @@
               <w:rPr>
                 <w:rFonts w:hint="eastAsia" w:ascii="Times New Roman" w:hAnsi="Times New Roman" w:eastAsia="FangSong" w:cs="Times New Roman"/>
               </w:rPr>
+              <w:t>上海中学竞赛课程</w:t>
+            </w:r>
+            <w:r>
+              <w:rPr>
+                <w:rFonts w:hint="eastAsia" w:ascii="Times New Roman" w:hAnsi="Times New Roman" w:eastAsia="Times New Roman" w:cs="Times New Roman"/>
+              </w:rPr>
+              <w:t>、</w:t>
+            </w:r>
+            <w:r>
+              <w:rPr>
+                <w:rFonts w:hint="eastAsia" w:ascii="Times New Roman" w:hAnsi="Times New Roman" w:eastAsia="FangSong" w:cs="Times New Roman"/>
+              </w:rPr>
               <w:t>化学竞赛初赛讲义</w:t>
-            </w:r>
-            <w:r>
-              <w:rPr>
-                <w:rFonts w:hint="eastAsia" w:ascii="Times New Roman" w:hAnsi="Times New Roman" w:eastAsia="Times New Roman" w:cs="Times New Roman"/>
-              </w:rPr>
-              <w:t>、</w:t>
-            </w:r>
-            <w:r>
-              <w:rPr>
-                <w:rFonts w:hint="eastAsia" w:ascii="Times New Roman" w:hAnsi="Times New Roman" w:eastAsia="FangSong" w:cs="Times New Roman"/>
-              </w:rPr>
-              <w:t>化学能力测试</w:t>
             </w:r>
           </w:p>
         </w:tc>
@@ -3485,7 +3533,7 @@
               <w:rPr>
                 <w:rFonts w:ascii="Times New Roman" w:hAnsi="Times New Roman" w:eastAsia="Times New Roman" w:cs="Times New Roman"/>
               </w:rPr>
-              <w:t xml:space="preserve">17/8</w:t>
+              <w:t xml:space="preserve">0/25</w:t>
             </w:r>
           </w:p>
         </w:tc>
@@ -3512,18 +3560,6 @@
               <w:rPr>
                 <w:rFonts w:hint="eastAsia" w:ascii="Times New Roman" w:hAnsi="Times New Roman" w:eastAsia="FangSong" w:cs="Times New Roman"/>
               </w:rPr>
-              <w:t>北斗学友竞赛模拟卷</w:t>
-            </w:r>
-            <w:r>
-              <w:rPr>
-                <w:rFonts w:hint="eastAsia" w:ascii="Times New Roman" w:hAnsi="Times New Roman" w:eastAsia="Times New Roman" w:cs="Times New Roman"/>
-              </w:rPr>
-              <w:t>、</w:t>
-            </w:r>
-            <w:r>
-              <w:rPr>
-                <w:rFonts w:hint="eastAsia" w:ascii="Times New Roman" w:hAnsi="Times New Roman" w:eastAsia="FangSong" w:cs="Times New Roman"/>
-              </w:rPr>
               <w:t>省预赛</w:t>
             </w:r>
             <w:r>
@@ -3542,7 +3578,31 @@
               <w:rPr>
                 <w:rFonts w:hint="eastAsia" w:ascii="Times New Roman" w:hAnsi="Times New Roman" w:eastAsia="Times New Roman" w:cs="Times New Roman"/>
               </w:rPr>
-              <w:t>2021</w:t>
+              <w:t>2021、</w:t>
+            </w:r>
+            <w:r>
+              <w:rPr>
+                <w:rFonts w:hint="eastAsia" w:ascii="Times New Roman" w:hAnsi="Times New Roman" w:eastAsia="FangSong" w:cs="Times New Roman"/>
+              </w:rPr>
+              <w:t>省预赛</w:t>
+            </w:r>
+            <w:r>
+              <w:rPr>
+                <w:rFonts w:hint="eastAsia" w:ascii="Times New Roman" w:hAnsi="Times New Roman" w:eastAsia="Times New Roman" w:cs="Times New Roman"/>
+              </w:rPr>
+              <w:t>·</w:t>
+            </w:r>
+            <w:r>
+              <w:rPr>
+                <w:rFonts w:hint="eastAsia" w:ascii="Times New Roman" w:hAnsi="Times New Roman" w:eastAsia="FangSong" w:cs="Times New Roman"/>
+              </w:rPr>
+              <w:t>浙江</w:t>
+            </w:r>
+            <w:r>
+              <w:rPr>
+                <w:rFonts w:hint="eastAsia" w:ascii="Times New Roman" w:hAnsi="Times New Roman" w:eastAsia="Times New Roman" w:cs="Times New Roman"/>
+              </w:rPr>
+              <w:t>2022</w:t>
             </w:r>
           </w:p>
         </w:tc>
@@ -3749,9 +3809,39 @@
             </w:pPr>
             <w:r>
               <w:rPr>
-                <w:rFonts w:hint="eastAsia" w:ascii="Times New Roman" w:hAnsi="Times New Roman" w:eastAsia="FangSong" w:cs="Times New Roman"/>
-              </w:rPr>
-              <w:t>一分册能力测试</w:t>
+                <w:rFonts w:hint="eastAsia" w:ascii="Times New Roman" w:hAnsi="Times New Roman" w:eastAsia="Times New Roman" w:cs="Times New Roman"/>
+              </w:rPr>
+              <w:t>05-</w:t>
+            </w:r>
+            <w:r>
+              <w:rPr>
+                <w:rFonts w:hint="eastAsia" w:ascii="Times New Roman" w:hAnsi="Times New Roman" w:eastAsia="FangSong" w:cs="Times New Roman"/>
+              </w:rPr>
+              <w:t>真题库</w:t>
+            </w:r>
+            <w:r>
+              <w:rPr>
+                <w:rFonts w:hint="eastAsia" w:ascii="Times New Roman" w:hAnsi="Times New Roman" w:eastAsia="Times New Roman" w:cs="Times New Roman"/>
+              </w:rPr>
+              <w:t>（</w:t>
+            </w:r>
+            <w:r>
+              <w:rPr>
+                <w:rFonts w:hint="eastAsia" w:ascii="Times New Roman" w:hAnsi="Times New Roman" w:eastAsia="FangSong" w:cs="Times New Roman"/>
+              </w:rPr>
+              <w:t>真题讲评层</w:t>
+            </w:r>
+            <w:r>
+              <w:rPr>
+                <w:rFonts w:hint="eastAsia" w:ascii="Times New Roman" w:hAnsi="Times New Roman" w:eastAsia="Times New Roman" w:cs="Times New Roman"/>
+              </w:rPr>
+              <w:t>）、</w:t>
+            </w:r>
+            <w:r>
+              <w:rPr>
+                <w:rFonts w:hint="eastAsia" w:ascii="Times New Roman" w:hAnsi="Times New Roman" w:eastAsia="FangSong" w:cs="Times New Roman"/>
+              </w:rPr>
+              <w:t>上海中学竞赛课程</w:t>
             </w:r>
             <w:r>
               <w:rPr>
@@ -3763,18 +3853,6 @@
               <w:rPr>
                 <w:rFonts w:hint="eastAsia" w:ascii="Times New Roman" w:hAnsi="Times New Roman" w:eastAsia="FangSong" w:cs="Times New Roman"/>
               </w:rPr>
-              <w:t>北斗学友竞赛模拟卷</w:t>
-            </w:r>
-            <w:r>
-              <w:rPr>
-                <w:rFonts w:hint="eastAsia" w:ascii="Times New Roman" w:hAnsi="Times New Roman" w:eastAsia="Times New Roman" w:cs="Times New Roman"/>
-              </w:rPr>
-              <w:t>、</w:t>
-            </w:r>
-            <w:r>
-              <w:rPr>
-                <w:rFonts w:hint="eastAsia" w:ascii="Times New Roman" w:hAnsi="Times New Roman" w:eastAsia="FangSong" w:cs="Times New Roman"/>
-              </w:rPr>
               <w:t>省预赛</w:t>
             </w:r>
             <w:r>
@@ -3793,7 +3871,7 @@
               <w:rPr>
                 <w:rFonts w:hint="eastAsia" w:ascii="Times New Roman" w:hAnsi="Times New Roman" w:eastAsia="Times New Roman" w:cs="Times New Roman"/>
               </w:rPr>
-              <w:t>2021</w:t>
+              <w:t>2022</w:t>
             </w:r>
           </w:p>
         </w:tc>
@@ -3987,7 +4065,7 @@
               <w:rPr>
                 <w:rFonts w:ascii="Times New Roman" w:hAnsi="Times New Roman" w:eastAsia="Times New Roman" w:cs="Times New Roman"/>
               </w:rPr>
-              <w:t xml:space="preserve">25/0</w:t>
+              <w:t xml:space="preserve">16/9</w:t>
             </w:r>
           </w:p>
         </w:tc>
@@ -4044,7 +4122,7 @@
               <w:rPr>
                 <w:rFonts w:hint="eastAsia" w:ascii="Times New Roman" w:hAnsi="Times New Roman" w:eastAsia="Times New Roman" w:cs="Times New Roman"/>
               </w:rPr>
-              <w:t>2022</w:t>
+              <w:t>2023</w:t>
             </w:r>
           </w:p>
         </w:tc>
@@ -4225,25 +4303,25 @@
               <w:rPr>
                 <w:rFonts w:hint="eastAsia" w:ascii="Times New Roman" w:hAnsi="Times New Roman" w:eastAsia="FangSong" w:cs="Times New Roman"/>
               </w:rPr>
-              <w:t>省预赛</w:t>
-            </w:r>
-            <w:r>
-              <w:rPr>
-                <w:rFonts w:hint="eastAsia" w:ascii="Times New Roman" w:hAnsi="Times New Roman" w:eastAsia="Times New Roman" w:cs="Times New Roman"/>
-              </w:rPr>
-              <w:t>·</w:t>
-            </w:r>
-            <w:r>
-              <w:rPr>
-                <w:rFonts w:hint="eastAsia" w:ascii="Times New Roman" w:hAnsi="Times New Roman" w:eastAsia="FangSong" w:cs="Times New Roman"/>
-              </w:rPr>
-              <w:t>浙江</w:t>
-            </w:r>
-            <w:r>
-              <w:rPr>
-                <w:rFonts w:hint="eastAsia" w:ascii="Times New Roman" w:hAnsi="Times New Roman" w:eastAsia="Times New Roman" w:cs="Times New Roman"/>
-              </w:rPr>
-              <w:t>2021</w:t>
+              <w:t>赵鑫光</w:t>
+            </w:r>
+            <w:r>
+              <w:rPr>
+                <w:rFonts w:hint="eastAsia" w:ascii="Times New Roman" w:hAnsi="Times New Roman" w:eastAsia="Times New Roman" w:cs="Times New Roman"/>
+              </w:rPr>
+              <w:t>《</w:t>
+            </w:r>
+            <w:r>
+              <w:rPr>
+                <w:rFonts w:hint="eastAsia" w:ascii="Times New Roman" w:hAnsi="Times New Roman" w:eastAsia="FangSong" w:cs="Times New Roman"/>
+              </w:rPr>
+              <w:t>高中化学竞赛基本理论学习笔记</w:t>
+            </w:r>
+            <w:r>
+              <w:rPr>
+                <w:rFonts w:hint="eastAsia" w:ascii="Times New Roman" w:hAnsi="Times New Roman" w:eastAsia="Times New Roman" w:cs="Times New Roman"/>
+              </w:rPr>
+              <w:t>》</w:t>
             </w:r>
           </w:p>
         </w:tc>
@@ -4258,7 +4336,7 @@
               <w:rPr>
                 <w:rFonts w:ascii="Times New Roman" w:hAnsi="Times New Roman" w:eastAsia="Times New Roman" w:cs="Times New Roman"/>
               </w:rPr>
-              <w:t xml:space="preserve">11</w:t>
+              <w:t xml:space="preserve">9</w:t>
             </w:r>
           </w:p>
         </w:tc>
@@ -4290,7 +4368,7 @@
               <w:rPr>
                 <w:rFonts w:ascii="Times New Roman" w:hAnsi="Times New Roman" w:eastAsia="Times New Roman" w:cs="Times New Roman"/>
               </w:rPr>
-              <w:t xml:space="preserve">9</w:t>
+              <w:t xml:space="preserve">7</w:t>
             </w:r>
           </w:p>
         </w:tc>
@@ -4305,27 +4383,33 @@
             </w:pPr>
             <w:r>
               <w:rPr>
-                <w:rFonts w:hint="eastAsia" w:ascii="Times New Roman" w:hAnsi="Times New Roman" w:eastAsia="FangSong" w:cs="Times New Roman"/>
-              </w:rPr>
-              <w:t>省预赛</w:t>
-            </w:r>
-            <w:r>
-              <w:rPr>
-                <w:rFonts w:hint="eastAsia" w:ascii="Times New Roman" w:hAnsi="Times New Roman" w:eastAsia="Times New Roman" w:cs="Times New Roman"/>
-              </w:rPr>
-              <w:t>·</w:t>
-            </w:r>
-            <w:r>
-              <w:rPr>
-                <w:rFonts w:hint="eastAsia" w:ascii="Times New Roman" w:hAnsi="Times New Roman" w:eastAsia="FangSong" w:cs="Times New Roman"/>
-              </w:rPr>
-              <w:t>浙江</w:t>
-            </w:r>
-            <w:r>
-              <w:rPr>
-                <w:rFonts w:hint="eastAsia" w:ascii="Times New Roman" w:hAnsi="Times New Roman" w:eastAsia="Times New Roman" w:cs="Times New Roman"/>
-              </w:rPr>
-              <w:t>2022</w:t>
+                <w:rFonts w:hint="eastAsia" w:ascii="Times New Roman" w:hAnsi="Times New Roman" w:eastAsia="Times New Roman" w:cs="Times New Roman"/>
+              </w:rPr>
+              <w:t>05-</w:t>
+            </w:r>
+            <w:r>
+              <w:rPr>
+                <w:rFonts w:hint="eastAsia" w:ascii="Times New Roman" w:hAnsi="Times New Roman" w:eastAsia="FangSong" w:cs="Times New Roman"/>
+              </w:rPr>
+              <w:t>真题库</w:t>
+            </w:r>
+            <w:r>
+              <w:rPr>
+                <w:rFonts w:hint="eastAsia" w:ascii="Times New Roman" w:hAnsi="Times New Roman" w:eastAsia="Times New Roman" w:cs="Times New Roman"/>
+              </w:rPr>
+              <w:t>（</w:t>
+            </w:r>
+            <w:r>
+              <w:rPr>
+                <w:rFonts w:hint="eastAsia" w:ascii="Times New Roman" w:hAnsi="Times New Roman" w:eastAsia="FangSong" w:cs="Times New Roman"/>
+              </w:rPr>
+              <w:t>真题讲评层</w:t>
+            </w:r>
+            <w:r>
+              <w:rPr>
+                <w:rFonts w:hint="eastAsia" w:ascii="Times New Roman" w:hAnsi="Times New Roman" w:eastAsia="Times New Roman" w:cs="Times New Roman"/>
+              </w:rPr>
+              <w:t>）</w:t>
             </w:r>
           </w:p>
         </w:tc>
@@ -4340,7 +4424,7 @@
               <w:rPr>
                 <w:rFonts w:ascii="Times New Roman" w:hAnsi="Times New Roman" w:eastAsia="Times New Roman" w:cs="Times New Roman"/>
               </w:rPr>
-              <w:t xml:space="preserve">8</w:t>
+              <w:t xml:space="preserve">7</w:t>
             </w:r>
           </w:p>
         </w:tc>
@@ -4357,7 +4441,25 @@
               <w:rPr>
                 <w:rFonts w:hint="eastAsia" w:ascii="Times New Roman" w:hAnsi="Times New Roman" w:eastAsia="FangSong" w:cs="Times New Roman"/>
               </w:rPr>
-              <w:t xml:space="preserve">化学竞赛初赛讲义</w:t>
+              <w:t>省预赛</w:t>
+            </w:r>
+            <w:r>
+              <w:rPr>
+                <w:rFonts w:hint="eastAsia" w:ascii="Times New Roman" w:hAnsi="Times New Roman" w:eastAsia="Times New Roman" w:cs="Times New Roman"/>
+              </w:rPr>
+              <w:t>·</w:t>
+            </w:r>
+            <w:r>
+              <w:rPr>
+                <w:rFonts w:hint="eastAsia" w:ascii="Times New Roman" w:hAnsi="Times New Roman" w:eastAsia="FangSong" w:cs="Times New Roman"/>
+              </w:rPr>
+              <w:t>浙江</w:t>
+            </w:r>
+            <w:r>
+              <w:rPr>
+                <w:rFonts w:hint="eastAsia" w:ascii="Times New Roman" w:hAnsi="Times New Roman" w:eastAsia="Times New Roman" w:cs="Times New Roman"/>
+              </w:rPr>
+              <w:t>2023</w:t>
             </w:r>
           </w:p>
         </w:tc>
@@ -4372,7 +4474,7 @@
               <w:rPr>
                 <w:rFonts w:ascii="Times New Roman" w:hAnsi="Times New Roman" w:eastAsia="Times New Roman" w:cs="Times New Roman"/>
               </w:rPr>
-              <w:t xml:space="preserve">7</w:t>
+              <w:t xml:space="preserve">6</w:t>
             </w:r>
           </w:p>
         </w:tc>
@@ -4407,7 +4509,7 @@
               <w:rPr>
                 <w:rFonts w:hint="eastAsia" w:ascii="Times New Roman" w:hAnsi="Times New Roman" w:eastAsia="Times New Roman" w:cs="Times New Roman"/>
               </w:rPr>
-              <w:t>2023</w:t>
+              <w:t>2021</w:t>
             </w:r>
           </w:p>
         </w:tc>
@@ -4422,7 +4524,7 @@
               <w:rPr>
                 <w:rFonts w:ascii="Times New Roman" w:hAnsi="Times New Roman" w:eastAsia="Times New Roman" w:cs="Times New Roman"/>
               </w:rPr>
-              <w:t xml:space="preserve">7</w:t>
+              <w:t xml:space="preserve">5</w:t>
             </w:r>
           </w:p>
         </w:tc>
@@ -4439,25 +4541,7 @@
               <w:rPr>
                 <w:rFonts w:hint="eastAsia" w:ascii="Times New Roman" w:hAnsi="Times New Roman" w:eastAsia="FangSong" w:cs="Times New Roman"/>
               </w:rPr>
-              <w:t>赵鑫光</w:t>
-            </w:r>
-            <w:r>
-              <w:rPr>
-                <w:rFonts w:hint="eastAsia" w:ascii="Times New Roman" w:hAnsi="Times New Roman" w:eastAsia="Times New Roman" w:cs="Times New Roman"/>
-              </w:rPr>
-              <w:t>《</w:t>
-            </w:r>
-            <w:r>
-              <w:rPr>
-                <w:rFonts w:hint="eastAsia" w:ascii="Times New Roman" w:hAnsi="Times New Roman" w:eastAsia="FangSong" w:cs="Times New Roman"/>
-              </w:rPr>
-              <w:t>高中化学竞赛基本理论学习笔记</w:t>
-            </w:r>
-            <w:r>
-              <w:rPr>
-                <w:rFonts w:hint="eastAsia" w:ascii="Times New Roman" w:hAnsi="Times New Roman" w:eastAsia="Times New Roman" w:cs="Times New Roman"/>
-              </w:rPr>
-              <w:t>》</w:t>
+              <w:t xml:space="preserve">高中化学竞赛教程第二分册</w:t>
             </w:r>
           </w:p>
         </w:tc>
@@ -4489,7 +4573,19 @@
               <w:rPr>
                 <w:rFonts w:hint="eastAsia" w:ascii="Times New Roman" w:hAnsi="Times New Roman" w:eastAsia="FangSong" w:cs="Times New Roman"/>
               </w:rPr>
-              <w:t xml:space="preserve">上海中学竞赛课程</w:t>
+              <w:t>第</w:t>
+            </w:r>
+            <w:r>
+              <w:rPr>
+                <w:rFonts w:hint="eastAsia" w:ascii="Times New Roman" w:hAnsi="Times New Roman" w:eastAsia="Times New Roman" w:cs="Times New Roman"/>
+              </w:rPr>
+              <w:t>25</w:t>
+            </w:r>
+            <w:r>
+              <w:rPr>
+                <w:rFonts w:hint="eastAsia" w:ascii="Times New Roman" w:hAnsi="Times New Roman" w:eastAsia="FangSong" w:cs="Times New Roman"/>
+              </w:rPr>
+              <w:t>届决赛</w:t>
             </w:r>
           </w:p>
         </w:tc>
@@ -4504,7 +4600,7 @@
               <w:rPr>
                 <w:rFonts w:ascii="Times New Roman" w:hAnsi="Times New Roman" w:eastAsia="Times New Roman" w:cs="Times New Roman"/>
               </w:rPr>
-              <w:t xml:space="preserve">5</w:t>
+              <w:t xml:space="preserve">4</w:t>
             </w:r>
           </w:p>
         </w:tc>
@@ -4521,19 +4617,7 @@
               <w:rPr>
                 <w:rFonts w:hint="eastAsia" w:ascii="Times New Roman" w:hAnsi="Times New Roman" w:eastAsia="FangSong" w:cs="Times New Roman"/>
               </w:rPr>
-              <w:t>第</w:t>
-            </w:r>
-            <w:r>
-              <w:rPr>
-                <w:rFonts w:hint="eastAsia" w:ascii="Times New Roman" w:hAnsi="Times New Roman" w:eastAsia="Times New Roman" w:cs="Times New Roman"/>
-              </w:rPr>
-              <w:t>28</w:t>
-            </w:r>
-            <w:r>
-              <w:rPr>
-                <w:rFonts w:hint="eastAsia" w:ascii="Times New Roman" w:hAnsi="Times New Roman" w:eastAsia="FangSong" w:cs="Times New Roman"/>
-              </w:rPr>
-              <w:t>届决赛</w:t>
+              <w:t xml:space="preserve">化学竞赛初赛讲义</w:t>
             </w:r>
           </w:p>
         </w:tc>
@@ -4565,19 +4649,25 @@
               <w:rPr>
                 <w:rFonts w:hint="eastAsia" w:ascii="Times New Roman" w:hAnsi="Times New Roman" w:eastAsia="FangSong" w:cs="Times New Roman"/>
               </w:rPr>
-              <w:t>第</w:t>
-            </w:r>
-            <w:r>
-              <w:rPr>
-                <w:rFonts w:hint="eastAsia" w:ascii="Times New Roman" w:hAnsi="Times New Roman" w:eastAsia="Times New Roman" w:cs="Times New Roman"/>
-              </w:rPr>
-              <w:t>34</w:t>
-            </w:r>
-            <w:r>
-              <w:rPr>
-                <w:rFonts w:hint="eastAsia" w:ascii="Times New Roman" w:hAnsi="Times New Roman" w:eastAsia="FangSong" w:cs="Times New Roman"/>
-              </w:rPr>
-              <w:t>届决赛</w:t>
+              <w:t>省预赛</w:t>
+            </w:r>
+            <w:r>
+              <w:rPr>
+                <w:rFonts w:hint="eastAsia" w:ascii="Times New Roman" w:hAnsi="Times New Roman" w:eastAsia="Times New Roman" w:cs="Times New Roman"/>
+              </w:rPr>
+              <w:t>·</w:t>
+            </w:r>
+            <w:r>
+              <w:rPr>
+                <w:rFonts w:hint="eastAsia" w:ascii="Times New Roman" w:hAnsi="Times New Roman" w:eastAsia="FangSong" w:cs="Times New Roman"/>
+              </w:rPr>
+              <w:t>浙江</w:t>
+            </w:r>
+            <w:r>
+              <w:rPr>
+                <w:rFonts w:hint="eastAsia" w:ascii="Times New Roman" w:hAnsi="Times New Roman" w:eastAsia="Times New Roman" w:cs="Times New Roman"/>
+              </w:rPr>
+              <w:t>2022</w:t>
             </w:r>
           </w:p>
         </w:tc>
@@ -4609,7 +4699,19 @@
               <w:rPr>
                 <w:rFonts w:hint="eastAsia" w:ascii="Times New Roman" w:hAnsi="Times New Roman" w:eastAsia="FangSong" w:cs="Times New Roman"/>
               </w:rPr>
-              <w:t xml:space="preserve">北斗学友竞赛模拟卷</w:t>
+              <w:t>第</w:t>
+            </w:r>
+            <w:r>
+              <w:rPr>
+                <w:rFonts w:hint="eastAsia" w:ascii="Times New Roman" w:hAnsi="Times New Roman" w:eastAsia="Times New Roman" w:cs="Times New Roman"/>
+              </w:rPr>
+              <w:t>36</w:t>
+            </w:r>
+            <w:r>
+              <w:rPr>
+                <w:rFonts w:hint="eastAsia" w:ascii="Times New Roman" w:hAnsi="Times New Roman" w:eastAsia="FangSong" w:cs="Times New Roman"/>
+              </w:rPr>
+              <w:t>届决赛</w:t>
             </w:r>
           </w:p>
         </w:tc>
@@ -4641,7 +4743,19 @@
               <w:rPr>
                 <w:rFonts w:hint="eastAsia" w:ascii="Times New Roman" w:hAnsi="Times New Roman" w:eastAsia="FangSong" w:cs="Times New Roman"/>
               </w:rPr>
-              <w:t xml:space="preserve">高中化学竞赛教程第二分册</w:t>
+              <w:t>第</w:t>
+            </w:r>
+            <w:r>
+              <w:rPr>
+                <w:rFonts w:hint="eastAsia" w:ascii="Times New Roman" w:hAnsi="Times New Roman" w:eastAsia="Times New Roman" w:cs="Times New Roman"/>
+              </w:rPr>
+              <w:t>37</w:t>
+            </w:r>
+            <w:r>
+              <w:rPr>
+                <w:rFonts w:hint="eastAsia" w:ascii="Times New Roman" w:hAnsi="Times New Roman" w:eastAsia="FangSong" w:cs="Times New Roman"/>
+              </w:rPr>
+              <w:t>届决赛</w:t>
             </w:r>
           </w:p>
         </w:tc>
@@ -4673,19 +4787,7 @@
               <w:rPr>
                 <w:rFonts w:hint="eastAsia" w:ascii="Times New Roman" w:hAnsi="Times New Roman" w:eastAsia="FangSong" w:cs="Times New Roman"/>
               </w:rPr>
-              <w:t>第</w:t>
-            </w:r>
-            <w:r>
-              <w:rPr>
-                <w:rFonts w:hint="eastAsia" w:ascii="Times New Roman" w:hAnsi="Times New Roman" w:eastAsia="Times New Roman" w:cs="Times New Roman"/>
-              </w:rPr>
-              <w:t>25</w:t>
-            </w:r>
-            <w:r>
-              <w:rPr>
-                <w:rFonts w:hint="eastAsia" w:ascii="Times New Roman" w:hAnsi="Times New Roman" w:eastAsia="FangSong" w:cs="Times New Roman"/>
-              </w:rPr>
-              <w:t>届决赛</w:t>
+              <w:t xml:space="preserve">上海中学竞赛课程</w:t>
             </w:r>
           </w:p>
         </w:tc>
@@ -4700,7 +4802,7 @@
               <w:rPr>
                 <w:rFonts w:ascii="Times New Roman" w:hAnsi="Times New Roman" w:eastAsia="Times New Roman" w:cs="Times New Roman"/>
               </w:rPr>
-              <w:t xml:space="preserve">3</w:t>
+              <w:t xml:space="preserve">4</w:t>
             </w:r>
           </w:p>
         </w:tc>
@@ -4717,7 +4819,7 @@
               <w:rPr>
                 <w:rFonts w:hint="eastAsia" w:ascii="Times New Roman" w:hAnsi="Times New Roman" w:eastAsia="FangSong" w:cs="Times New Roman"/>
               </w:rPr>
-              <w:t xml:space="preserve">高中化学竞赛教程第一分册</w:t>
+              <w:t xml:space="preserve">化学能力测试</w:t>
             </w:r>
           </w:p>
         </w:tc>
@@ -4732,7 +4834,7 @@
               <w:rPr>
                 <w:rFonts w:ascii="Times New Roman" w:hAnsi="Times New Roman" w:eastAsia="Times New Roman" w:cs="Times New Roman"/>
               </w:rPr>
-              <w:t xml:space="preserve">3</w:t>
+              <w:t xml:space="preserve">4</w:t>
             </w:r>
           </w:p>
         </w:tc>
@@ -4749,19 +4851,7 @@
               <w:rPr>
                 <w:rFonts w:hint="eastAsia" w:ascii="Times New Roman" w:hAnsi="Times New Roman" w:eastAsia="FangSong" w:cs="Times New Roman"/>
               </w:rPr>
-              <w:t>第</w:t>
-            </w:r>
-            <w:r>
-              <w:rPr>
-                <w:rFonts w:hint="eastAsia" w:ascii="Times New Roman" w:hAnsi="Times New Roman" w:eastAsia="Times New Roman" w:cs="Times New Roman"/>
-              </w:rPr>
-              <w:t>32</w:t>
-            </w:r>
-            <w:r>
-              <w:rPr>
-                <w:rFonts w:hint="eastAsia" w:ascii="Times New Roman" w:hAnsi="Times New Roman" w:eastAsia="FangSong" w:cs="Times New Roman"/>
-              </w:rPr>
-              <w:t>届初赛</w:t>
+              <w:t xml:space="preserve">高中化学竞赛教程第一分册</w:t>
             </w:r>
           </w:p>
         </w:tc>
@@ -4799,7 +4889,7 @@
               <w:rPr>
                 <w:rFonts w:hint="eastAsia" w:ascii="Times New Roman" w:hAnsi="Times New Roman" w:eastAsia="Times New Roman" w:cs="Times New Roman"/>
               </w:rPr>
-              <w:t>26</w:t>
+              <w:t>40</w:t>
             </w:r>
             <w:r>
               <w:rPr>
@@ -4843,13 +4933,13 @@
               <w:rPr>
                 <w:rFonts w:hint="eastAsia" w:ascii="Times New Roman" w:hAnsi="Times New Roman" w:eastAsia="Times New Roman" w:cs="Times New Roman"/>
               </w:rPr>
-              <w:t>33</w:t>
-            </w:r>
-            <w:r>
-              <w:rPr>
-                <w:rFonts w:hint="eastAsia" w:ascii="Times New Roman" w:hAnsi="Times New Roman" w:eastAsia="FangSong" w:cs="Times New Roman"/>
-              </w:rPr>
-              <w:t>届初赛</w:t>
+              <w:t>38</w:t>
+            </w:r>
+            <w:r>
+              <w:rPr>
+                <w:rFonts w:hint="eastAsia" w:ascii="Times New Roman" w:hAnsi="Times New Roman" w:eastAsia="FangSong" w:cs="Times New Roman"/>
+              </w:rPr>
+              <w:t>届决赛</w:t>
             </w:r>
           </w:p>
         </w:tc>
@@ -4881,19 +4971,7 @@
               <w:rPr>
                 <w:rFonts w:hint="eastAsia" w:ascii="Times New Roman" w:hAnsi="Times New Roman" w:eastAsia="FangSong" w:cs="Times New Roman"/>
               </w:rPr>
-              <w:t>第</w:t>
-            </w:r>
-            <w:r>
-              <w:rPr>
-                <w:rFonts w:hint="eastAsia" w:ascii="Times New Roman" w:hAnsi="Times New Roman" w:eastAsia="Times New Roman" w:cs="Times New Roman"/>
-              </w:rPr>
-              <w:t>36</w:t>
-            </w:r>
-            <w:r>
-              <w:rPr>
-                <w:rFonts w:hint="eastAsia" w:ascii="Times New Roman" w:hAnsi="Times New Roman" w:eastAsia="FangSong" w:cs="Times New Roman"/>
-              </w:rPr>
-              <w:t>届决赛</w:t>
+              <w:t xml:space="preserve">汇智竞赛题目</w:t>
             </w:r>
           </w:p>
         </w:tc>
@@ -4908,7 +4986,7 @@
               <w:rPr>
                 <w:rFonts w:ascii="Times New Roman" w:hAnsi="Times New Roman" w:eastAsia="Times New Roman" w:cs="Times New Roman"/>
               </w:rPr>
-              <w:t xml:space="preserve">3</w:t>
+              <w:t xml:space="preserve">2</w:t>
             </w:r>
           </w:p>
         </w:tc>
@@ -4931,13 +5009,13 @@
               <w:rPr>
                 <w:rFonts w:hint="eastAsia" w:ascii="Times New Roman" w:hAnsi="Times New Roman" w:eastAsia="Times New Roman" w:cs="Times New Roman"/>
               </w:rPr>
-              <w:t>36</w:t>
-            </w:r>
-            <w:r>
-              <w:rPr>
-                <w:rFonts w:hint="eastAsia" w:ascii="Times New Roman" w:hAnsi="Times New Roman" w:eastAsia="FangSong" w:cs="Times New Roman"/>
-              </w:rPr>
-              <w:t>届初赛第二场</w:t>
+              <w:t>30</w:t>
+            </w:r>
+            <w:r>
+              <w:rPr>
+                <w:rFonts w:hint="eastAsia" w:ascii="Times New Roman" w:hAnsi="Times New Roman" w:eastAsia="FangSong" w:cs="Times New Roman"/>
+              </w:rPr>
+              <w:t>届初赛</w:t>
             </w:r>
           </w:p>
         </w:tc>
@@ -4952,7 +5030,7 @@
               <w:rPr>
                 <w:rFonts w:ascii="Times New Roman" w:hAnsi="Times New Roman" w:eastAsia="Times New Roman" w:cs="Times New Roman"/>
               </w:rPr>
-              <w:t xml:space="preserve">3</w:t>
+              <w:t xml:space="preserve">2</w:t>
             </w:r>
           </w:p>
         </w:tc>
@@ -4975,7 +5053,7 @@
               <w:rPr>
                 <w:rFonts w:hint="eastAsia" w:ascii="Times New Roman" w:hAnsi="Times New Roman" w:eastAsia="Times New Roman" w:cs="Times New Roman"/>
               </w:rPr>
-              <w:t>40</w:t>
+              <w:t>39</w:t>
             </w:r>
             <w:r>
               <w:rPr>
@@ -4996,7 +5074,7 @@
               <w:rPr>
                 <w:rFonts w:ascii="Times New Roman" w:hAnsi="Times New Roman" w:eastAsia="Times New Roman" w:cs="Times New Roman"/>
               </w:rPr>
-              <w:t xml:space="preserve">3</w:t>
+              <w:t xml:space="preserve">2</w:t>
             </w:r>
           </w:p>
         </w:tc>
@@ -5019,13 +5097,13 @@
               <w:rPr>
                 <w:rFonts w:hint="eastAsia" w:ascii="Times New Roman" w:hAnsi="Times New Roman" w:eastAsia="Times New Roman" w:cs="Times New Roman"/>
               </w:rPr>
-              <w:t>37</w:t>
-            </w:r>
-            <w:r>
-              <w:rPr>
-                <w:rFonts w:hint="eastAsia" w:ascii="Times New Roman" w:hAnsi="Times New Roman" w:eastAsia="FangSong" w:cs="Times New Roman"/>
-              </w:rPr>
-              <w:t>届决赛</w:t>
+              <w:t>29</w:t>
+            </w:r>
+            <w:r>
+              <w:rPr>
+                <w:rFonts w:hint="eastAsia" w:ascii="Times New Roman" w:hAnsi="Times New Roman" w:eastAsia="FangSong" w:cs="Times New Roman"/>
+              </w:rPr>
+              <w:t>届初赛</w:t>
             </w:r>
           </w:p>
         </w:tc>
@@ -5040,7 +5118,7 @@
               <w:rPr>
                 <w:rFonts w:ascii="Times New Roman" w:hAnsi="Times New Roman" w:eastAsia="Times New Roman" w:cs="Times New Roman"/>
               </w:rPr>
-              <w:t xml:space="preserve">3</w:t>
+              <w:t xml:space="preserve">2</w:t>
             </w:r>
           </w:p>
         </w:tc>

--- a/00-首页/题组Word/第一轮·竞赛教材版/_总索引.docx
+++ b/00-首页/题组Word/第一轮·竞赛教材版/_总索引.docx
@@ -275,7 +275,7 @@
               <w:rPr>
                 <w:rFonts w:ascii="Times New Roman" w:hAnsi="Times New Roman" w:eastAsia="Times New Roman" w:cs="Times New Roman"/>
               </w:rPr>
-              <w:t xml:space="preserve">25</w:t>
+              <w:t xml:space="preserve">40</w:t>
             </w:r>
           </w:p>
         </w:tc>
@@ -308,7 +308,7 @@
               <w:rPr>
                 <w:rFonts w:hint="eastAsia" w:ascii="Times New Roman" w:hAnsi="Times New Roman" w:eastAsia="Times New Roman" w:cs="Times New Roman"/>
               </w:rPr>
-              <w:t>15/</w:t>
+              <w:t>18/</w:t>
             </w:r>
             <w:r>
               <w:rPr>
@@ -320,7 +320,7 @@
               <w:rPr>
                 <w:rFonts w:hint="eastAsia" w:ascii="Times New Roman" w:hAnsi="Times New Roman" w:eastAsia="Times New Roman" w:cs="Times New Roman"/>
               </w:rPr>
-              <w:t>8</w:t>
+              <w:t>20</w:t>
             </w:r>
           </w:p>
         </w:tc>
@@ -335,7 +335,7 @@
               <w:rPr>
                 <w:rFonts w:ascii="Times New Roman" w:hAnsi="Times New Roman" w:eastAsia="Times New Roman" w:cs="Times New Roman"/>
               </w:rPr>
-              <w:t xml:space="preserve">25/0</w:t>
+              <w:t xml:space="preserve">40/0</w:t>
             </w:r>
           </w:p>
         </w:tc>
@@ -362,7 +362,7 @@
               <w:rPr>
                 <w:rFonts w:hint="eastAsia" w:ascii="Times New Roman" w:hAnsi="Times New Roman" w:eastAsia="FangSong" w:cs="Times New Roman"/>
               </w:rPr>
-              <w:t>汇智竞赛题目</w:t>
+              <w:t>化学能力测试</w:t>
             </w:r>
             <w:r>
               <w:rPr>
@@ -374,25 +374,7 @@
               <w:rPr>
                 <w:rFonts w:hint="eastAsia" w:ascii="Times New Roman" w:hAnsi="Times New Roman" w:eastAsia="FangSong" w:cs="Times New Roman"/>
               </w:rPr>
-              <w:t>赵鑫光</w:t>
-            </w:r>
-            <w:r>
-              <w:rPr>
-                <w:rFonts w:hint="eastAsia" w:ascii="Times New Roman" w:hAnsi="Times New Roman" w:eastAsia="Times New Roman" w:cs="Times New Roman"/>
-              </w:rPr>
-              <w:t>《</w:t>
-            </w:r>
-            <w:r>
-              <w:rPr>
-                <w:rFonts w:hint="eastAsia" w:ascii="Times New Roman" w:hAnsi="Times New Roman" w:eastAsia="FangSong" w:cs="Times New Roman"/>
-              </w:rPr>
-              <w:t>高中化学竞赛基本理论学习笔记</w:t>
-            </w:r>
-            <w:r>
-              <w:rPr>
-                <w:rFonts w:hint="eastAsia" w:ascii="Times New Roman" w:hAnsi="Times New Roman" w:eastAsia="Times New Roman" w:cs="Times New Roman"/>
-              </w:rPr>
-              <w:t>》</w:t>
+              <w:t>教学改编题</w:t>
             </w:r>
           </w:p>
         </w:tc>
@@ -526,7 +508,7 @@
               <w:rPr>
                 <w:rFonts w:ascii="Times New Roman" w:hAnsi="Times New Roman" w:eastAsia="Times New Roman" w:cs="Times New Roman"/>
               </w:rPr>
-              <w:t xml:space="preserve">25</w:t>
+              <w:t xml:space="preserve">40</w:t>
             </w:r>
           </w:p>
         </w:tc>
@@ -559,7 +541,7 @@
               <w:rPr>
                 <w:rFonts w:hint="eastAsia" w:ascii="Times New Roman" w:hAnsi="Times New Roman" w:eastAsia="Times New Roman" w:cs="Times New Roman"/>
               </w:rPr>
-              <w:t>15/</w:t>
+              <w:t>18/</w:t>
             </w:r>
             <w:r>
               <w:rPr>
@@ -571,7 +553,7 @@
               <w:rPr>
                 <w:rFonts w:hint="eastAsia" w:ascii="Times New Roman" w:hAnsi="Times New Roman" w:eastAsia="Times New Roman" w:cs="Times New Roman"/>
               </w:rPr>
-              <w:t>8</w:t>
+              <w:t>20</w:t>
             </w:r>
           </w:p>
         </w:tc>
@@ -586,7 +568,7 @@
               <w:rPr>
                 <w:rFonts w:ascii="Times New Roman" w:hAnsi="Times New Roman" w:eastAsia="Times New Roman" w:cs="Times New Roman"/>
               </w:rPr>
-              <w:t xml:space="preserve">0/25</w:t>
+              <w:t xml:space="preserve">0/40</w:t>
             </w:r>
           </w:p>
         </w:tc>
@@ -783,7 +765,7 @@
               <w:rPr>
                 <w:rFonts w:ascii="Times New Roman" w:hAnsi="Times New Roman" w:eastAsia="Times New Roman" w:cs="Times New Roman"/>
               </w:rPr>
-              <w:t xml:space="preserve">25</w:t>
+              <w:t xml:space="preserve">40</w:t>
             </w:r>
           </w:p>
         </w:tc>
@@ -816,7 +798,7 @@
               <w:rPr>
                 <w:rFonts w:hint="eastAsia" w:ascii="Times New Roman" w:hAnsi="Times New Roman" w:eastAsia="Times New Roman" w:cs="Times New Roman"/>
               </w:rPr>
-              <w:t>15/</w:t>
+              <w:t>18/</w:t>
             </w:r>
             <w:r>
               <w:rPr>
@@ -828,7 +810,7 @@
               <w:rPr>
                 <w:rFonts w:hint="eastAsia" w:ascii="Times New Roman" w:hAnsi="Times New Roman" w:eastAsia="Times New Roman" w:cs="Times New Roman"/>
               </w:rPr>
-              <w:t>8</w:t>
+              <w:t>20</w:t>
             </w:r>
           </w:p>
         </w:tc>
@@ -843,7 +825,7 @@
               <w:rPr>
                 <w:rFonts w:ascii="Times New Roman" w:hAnsi="Times New Roman" w:eastAsia="Times New Roman" w:cs="Times New Roman"/>
               </w:rPr>
-              <w:t xml:space="preserve">25/0</w:t>
+              <w:t xml:space="preserve">40/0</w:t>
             </w:r>
           </w:p>
         </w:tc>
@@ -870,31 +852,19 @@
               <w:rPr>
                 <w:rFonts w:hint="eastAsia" w:ascii="Times New Roman" w:hAnsi="Times New Roman" w:eastAsia="FangSong" w:cs="Times New Roman"/>
               </w:rPr>
+              <w:t>上海中学竞赛课程</w:t>
+            </w:r>
+            <w:r>
+              <w:rPr>
+                <w:rFonts w:hint="eastAsia" w:ascii="Times New Roman" w:hAnsi="Times New Roman" w:eastAsia="Times New Roman" w:cs="Times New Roman"/>
+              </w:rPr>
+              <w:t>、</w:t>
+            </w:r>
+            <w:r>
+              <w:rPr>
+                <w:rFonts w:hint="eastAsia" w:ascii="Times New Roman" w:hAnsi="Times New Roman" w:eastAsia="FangSong" w:cs="Times New Roman"/>
+              </w:rPr>
               <w:t>化学竞赛初赛讲义</w:t>
-            </w:r>
-            <w:r>
-              <w:rPr>
-                <w:rFonts w:hint="eastAsia" w:ascii="Times New Roman" w:hAnsi="Times New Roman" w:eastAsia="Times New Roman" w:cs="Times New Roman"/>
-              </w:rPr>
-              <w:t>、</w:t>
-            </w:r>
-            <w:r>
-              <w:rPr>
-                <w:rFonts w:hint="eastAsia" w:ascii="Times New Roman" w:hAnsi="Times New Roman" w:eastAsia="FangSong" w:cs="Times New Roman"/>
-              </w:rPr>
-              <w:t>第</w:t>
-            </w:r>
-            <w:r>
-              <w:rPr>
-                <w:rFonts w:hint="eastAsia" w:ascii="Times New Roman" w:hAnsi="Times New Roman" w:eastAsia="Times New Roman" w:cs="Times New Roman"/>
-              </w:rPr>
-              <w:t>30</w:t>
-            </w:r>
-            <w:r>
-              <w:rPr>
-                <w:rFonts w:hint="eastAsia" w:ascii="Times New Roman" w:hAnsi="Times New Roman" w:eastAsia="FangSong" w:cs="Times New Roman"/>
-              </w:rPr>
-              <w:t>届初赛</w:t>
             </w:r>
           </w:p>
         </w:tc>
@@ -1028,7 +998,7 @@
               <w:rPr>
                 <w:rFonts w:ascii="Times New Roman" w:hAnsi="Times New Roman" w:eastAsia="Times New Roman" w:cs="Times New Roman"/>
               </w:rPr>
-              <w:t xml:space="preserve">25</w:t>
+              <w:t xml:space="preserve">40</w:t>
             </w:r>
           </w:p>
         </w:tc>
@@ -1061,7 +1031,7 @@
               <w:rPr>
                 <w:rFonts w:hint="eastAsia" w:ascii="Times New Roman" w:hAnsi="Times New Roman" w:eastAsia="Times New Roman" w:cs="Times New Roman"/>
               </w:rPr>
-              <w:t>15/</w:t>
+              <w:t>18/</w:t>
             </w:r>
             <w:r>
               <w:rPr>
@@ -1073,7 +1043,7 @@
               <w:rPr>
                 <w:rFonts w:hint="eastAsia" w:ascii="Times New Roman" w:hAnsi="Times New Roman" w:eastAsia="Times New Roman" w:cs="Times New Roman"/>
               </w:rPr>
-              <w:t>8</w:t>
+              <w:t>20</w:t>
             </w:r>
           </w:p>
         </w:tc>
@@ -1088,7 +1058,7 @@
               <w:rPr>
                 <w:rFonts w:ascii="Times New Roman" w:hAnsi="Times New Roman" w:eastAsia="Times New Roman" w:cs="Times New Roman"/>
               </w:rPr>
-              <w:t xml:space="preserve">25/0</w:t>
+              <w:t xml:space="preserve">40/0</w:t>
             </w:r>
           </w:p>
         </w:tc>
@@ -1133,7 +1103,7 @@
               <w:rPr>
                 <w:rFonts w:hint="eastAsia" w:ascii="Times New Roman" w:hAnsi="Times New Roman" w:eastAsia="FangSong" w:cs="Times New Roman"/>
               </w:rPr>
-              <w:t>汇智竞赛题目</w:t>
+              <w:t>一分册能力测试</w:t>
             </w:r>
             <w:r>
               <w:rPr>
@@ -1145,25 +1115,7 @@
               <w:rPr>
                 <w:rFonts w:hint="eastAsia" w:ascii="Times New Roman" w:hAnsi="Times New Roman" w:eastAsia="FangSong" w:cs="Times New Roman"/>
               </w:rPr>
-              <w:t>省预赛</w:t>
-            </w:r>
-            <w:r>
-              <w:rPr>
-                <w:rFonts w:hint="eastAsia" w:ascii="Times New Roman" w:hAnsi="Times New Roman" w:eastAsia="Times New Roman" w:cs="Times New Roman"/>
-              </w:rPr>
-              <w:t>·</w:t>
-            </w:r>
-            <w:r>
-              <w:rPr>
-                <w:rFonts w:hint="eastAsia" w:ascii="Times New Roman" w:hAnsi="Times New Roman" w:eastAsia="FangSong" w:cs="Times New Roman"/>
-              </w:rPr>
-              <w:t>浙江</w:t>
-            </w:r>
-            <w:r>
-              <w:rPr>
-                <w:rFonts w:hint="eastAsia" w:ascii="Times New Roman" w:hAnsi="Times New Roman" w:eastAsia="Times New Roman" w:cs="Times New Roman"/>
-              </w:rPr>
-              <w:t>2022</w:t>
+              <w:t>化学能力测试</w:t>
             </w:r>
           </w:p>
         </w:tc>
@@ -1297,7 +1249,7 @@
               <w:rPr>
                 <w:rFonts w:ascii="Times New Roman" w:hAnsi="Times New Roman" w:eastAsia="Times New Roman" w:cs="Times New Roman"/>
               </w:rPr>
-              <w:t xml:space="preserve">25</w:t>
+              <w:t xml:space="preserve">40</w:t>
             </w:r>
           </w:p>
         </w:tc>
@@ -1330,7 +1282,7 @@
               <w:rPr>
                 <w:rFonts w:hint="eastAsia" w:ascii="Times New Roman" w:hAnsi="Times New Roman" w:eastAsia="Times New Roman" w:cs="Times New Roman"/>
               </w:rPr>
-              <w:t>15/</w:t>
+              <w:t>18/</w:t>
             </w:r>
             <w:r>
               <w:rPr>
@@ -1342,7 +1294,7 @@
               <w:rPr>
                 <w:rFonts w:hint="eastAsia" w:ascii="Times New Roman" w:hAnsi="Times New Roman" w:eastAsia="Times New Roman" w:cs="Times New Roman"/>
               </w:rPr>
-              <w:t>8</w:t>
+              <w:t>20</w:t>
             </w:r>
           </w:p>
         </w:tc>
@@ -1357,7 +1309,7 @@
               <w:rPr>
                 <w:rFonts w:ascii="Times New Roman" w:hAnsi="Times New Roman" w:eastAsia="Times New Roman" w:cs="Times New Roman"/>
               </w:rPr>
-              <w:t xml:space="preserve">24/1</w:t>
+              <w:t xml:space="preserve">39/1</w:t>
             </w:r>
           </w:p>
         </w:tc>
@@ -1402,43 +1354,19 @@
               <w:rPr>
                 <w:rFonts w:hint="eastAsia" w:ascii="Times New Roman" w:hAnsi="Times New Roman" w:eastAsia="FangSong" w:cs="Times New Roman"/>
               </w:rPr>
-              <w:t>省预赛</w:t>
-            </w:r>
-            <w:r>
-              <w:rPr>
-                <w:rFonts w:hint="eastAsia" w:ascii="Times New Roman" w:hAnsi="Times New Roman" w:eastAsia="Times New Roman" w:cs="Times New Roman"/>
-              </w:rPr>
-              <w:t>·</w:t>
-            </w:r>
-            <w:r>
-              <w:rPr>
-                <w:rFonts w:hint="eastAsia" w:ascii="Times New Roman" w:hAnsi="Times New Roman" w:eastAsia="FangSong" w:cs="Times New Roman"/>
-              </w:rPr>
-              <w:t>浙江</w:t>
-            </w:r>
-            <w:r>
-              <w:rPr>
-                <w:rFonts w:hint="eastAsia" w:ascii="Times New Roman" w:hAnsi="Times New Roman" w:eastAsia="Times New Roman" w:cs="Times New Roman"/>
-              </w:rPr>
-              <w:t>2021、</w:t>
-            </w:r>
-            <w:r>
-              <w:rPr>
-                <w:rFonts w:hint="eastAsia" w:ascii="Times New Roman" w:hAnsi="Times New Roman" w:eastAsia="FangSong" w:cs="Times New Roman"/>
-              </w:rPr>
-              <w:t>第</w:t>
-            </w:r>
-            <w:r>
-              <w:rPr>
-                <w:rFonts w:hint="eastAsia" w:ascii="Times New Roman" w:hAnsi="Times New Roman" w:eastAsia="Times New Roman" w:cs="Times New Roman"/>
-              </w:rPr>
-              <w:t>25</w:t>
-            </w:r>
-            <w:r>
-              <w:rPr>
-                <w:rFonts w:hint="eastAsia" w:ascii="Times New Roman" w:hAnsi="Times New Roman" w:eastAsia="FangSong" w:cs="Times New Roman"/>
-              </w:rPr>
-              <w:t>届决赛</w:t>
+              <w:t>化学能力测试</w:t>
+            </w:r>
+            <w:r>
+              <w:rPr>
+                <w:rFonts w:hint="eastAsia" w:ascii="Times New Roman" w:hAnsi="Times New Roman" w:eastAsia="Times New Roman" w:cs="Times New Roman"/>
+              </w:rPr>
+              <w:t>、</w:t>
+            </w:r>
+            <w:r>
+              <w:rPr>
+                <w:rFonts w:hint="eastAsia" w:ascii="Times New Roman" w:hAnsi="Times New Roman" w:eastAsia="FangSong" w:cs="Times New Roman"/>
+              </w:rPr>
+              <w:t>北斗学友竞赛模拟卷</w:t>
             </w:r>
           </w:p>
         </w:tc>
@@ -1572,7 +1500,7 @@
               <w:rPr>
                 <w:rFonts w:ascii="Times New Roman" w:hAnsi="Times New Roman" w:eastAsia="Times New Roman" w:cs="Times New Roman"/>
               </w:rPr>
-              <w:t xml:space="preserve">10</w:t>
+              <w:t xml:space="preserve">9</w:t>
             </w:r>
           </w:p>
         </w:tc>
@@ -1605,7 +1533,7 @@
               <w:rPr>
                 <w:rFonts w:hint="eastAsia" w:ascii="Times New Roman" w:hAnsi="Times New Roman" w:eastAsia="Times New Roman" w:cs="Times New Roman"/>
               </w:rPr>
-              <w:t>10/</w:t>
+              <w:t>9/</w:t>
             </w:r>
             <w:r>
               <w:rPr>
@@ -1632,7 +1560,7 @@
               <w:rPr>
                 <w:rFonts w:ascii="Times New Roman" w:hAnsi="Times New Roman" w:eastAsia="Times New Roman" w:cs="Times New Roman"/>
               </w:rPr>
-              <w:t xml:space="preserve">0/10</w:t>
+              <w:t xml:space="preserve">0/9</w:t>
             </w:r>
           </w:p>
         </w:tc>
@@ -1979,7 +1907,7 @@
               <w:rPr>
                 <w:rFonts w:ascii="Times New Roman" w:hAnsi="Times New Roman" w:eastAsia="Times New Roman" w:cs="Times New Roman"/>
               </w:rPr>
-              <w:t xml:space="preserve">25</w:t>
+              <w:t xml:space="preserve">40</w:t>
             </w:r>
           </w:p>
         </w:tc>
@@ -2012,7 +1940,7 @@
               <w:rPr>
                 <w:rFonts w:hint="eastAsia" w:ascii="Times New Roman" w:hAnsi="Times New Roman" w:eastAsia="Times New Roman" w:cs="Times New Roman"/>
               </w:rPr>
-              <w:t>15/</w:t>
+              <w:t>18/</w:t>
             </w:r>
             <w:r>
               <w:rPr>
@@ -2024,7 +1952,7 @@
               <w:rPr>
                 <w:rFonts w:hint="eastAsia" w:ascii="Times New Roman" w:hAnsi="Times New Roman" w:eastAsia="Times New Roman" w:cs="Times New Roman"/>
               </w:rPr>
-              <w:t>8</w:t>
+              <w:t>20</w:t>
             </w:r>
           </w:p>
         </w:tc>
@@ -2039,7 +1967,7 @@
               <w:rPr>
                 <w:rFonts w:ascii="Times New Roman" w:hAnsi="Times New Roman" w:eastAsia="Times New Roman" w:cs="Times New Roman"/>
               </w:rPr>
-              <w:t xml:space="preserve">14/11</w:t>
+              <w:t xml:space="preserve">25/15</w:t>
             </w:r>
           </w:p>
         </w:tc>
@@ -2066,19 +1994,19 @@
               <w:rPr>
                 <w:rFonts w:hint="eastAsia" w:ascii="Times New Roman" w:hAnsi="Times New Roman" w:eastAsia="FangSong" w:cs="Times New Roman"/>
               </w:rPr>
-              <w:t>第</w:t>
-            </w:r>
-            <w:r>
-              <w:rPr>
-                <w:rFonts w:hint="eastAsia" w:ascii="Times New Roman" w:hAnsi="Times New Roman" w:eastAsia="Times New Roman" w:cs="Times New Roman"/>
-              </w:rPr>
-              <w:t>33</w:t>
-            </w:r>
-            <w:r>
-              <w:rPr>
-                <w:rFonts w:hint="eastAsia" w:ascii="Times New Roman" w:hAnsi="Times New Roman" w:eastAsia="FangSong" w:cs="Times New Roman"/>
-              </w:rPr>
-              <w:t>届初赛</w:t>
+              <w:t>自编</w:t>
+            </w:r>
+            <w:r>
+              <w:rPr>
+                <w:rFonts w:hint="eastAsia" w:ascii="Times New Roman" w:hAnsi="Times New Roman" w:eastAsia="Times New Roman" w:cs="Times New Roman"/>
+              </w:rPr>
+              <w:t>·</w:t>
+            </w:r>
+            <w:r>
+              <w:rPr>
+                <w:rFonts w:hint="eastAsia" w:ascii="Times New Roman" w:hAnsi="Times New Roman" w:eastAsia="FangSong" w:cs="Times New Roman"/>
+              </w:rPr>
+              <w:t>元素化学</w:t>
             </w:r>
             <w:r>
               <w:rPr>
@@ -2236,7 +2164,7 @@
               <w:rPr>
                 <w:rFonts w:ascii="Times New Roman" w:hAnsi="Times New Roman" w:eastAsia="Times New Roman" w:cs="Times New Roman"/>
               </w:rPr>
-              <w:t xml:space="preserve">25</w:t>
+              <w:t xml:space="preserve">40</w:t>
             </w:r>
           </w:p>
         </w:tc>
@@ -2281,7 +2209,7 @@
               <w:rPr>
                 <w:rFonts w:hint="eastAsia" w:ascii="Times New Roman" w:hAnsi="Times New Roman" w:eastAsia="Times New Roman" w:cs="Times New Roman"/>
               </w:rPr>
-              <w:t>12</w:t>
+              <w:t>27</w:t>
             </w:r>
           </w:p>
         </w:tc>
@@ -2296,7 +2224,7 @@
               <w:rPr>
                 <w:rFonts w:ascii="Times New Roman" w:hAnsi="Times New Roman" w:eastAsia="Times New Roman" w:cs="Times New Roman"/>
               </w:rPr>
-              <w:t xml:space="preserve">0/25</w:t>
+              <w:t xml:space="preserve">0/40</w:t>
             </w:r>
           </w:p>
         </w:tc>
@@ -2341,19 +2269,19 @@
               <w:rPr>
                 <w:rFonts w:hint="eastAsia" w:ascii="Times New Roman" w:hAnsi="Times New Roman" w:eastAsia="FangSong" w:cs="Times New Roman"/>
               </w:rPr>
+              <w:t>上海中学竞赛课程</w:t>
+            </w:r>
+            <w:r>
+              <w:rPr>
+                <w:rFonts w:hint="eastAsia" w:ascii="Times New Roman" w:hAnsi="Times New Roman" w:eastAsia="Times New Roman" w:cs="Times New Roman"/>
+              </w:rPr>
+              <w:t>、</w:t>
+            </w:r>
+            <w:r>
+              <w:rPr>
+                <w:rFonts w:hint="eastAsia" w:ascii="Times New Roman" w:hAnsi="Times New Roman" w:eastAsia="FangSong" w:cs="Times New Roman"/>
+              </w:rPr>
               <w:t>北斗学友竞赛模拟卷</w:t>
-            </w:r>
-            <w:r>
-              <w:rPr>
-                <w:rFonts w:hint="eastAsia" w:ascii="Times New Roman" w:hAnsi="Times New Roman" w:eastAsia="Times New Roman" w:cs="Times New Roman"/>
-              </w:rPr>
-              <w:t>、</w:t>
-            </w:r>
-            <w:r>
-              <w:rPr>
-                <w:rFonts w:hint="eastAsia" w:ascii="Times New Roman" w:hAnsi="Times New Roman" w:eastAsia="FangSong" w:cs="Times New Roman"/>
-              </w:rPr>
-              <w:t>教学改编题</w:t>
             </w:r>
           </w:p>
         </w:tc>
@@ -2487,7 +2415,7 @@
               <w:rPr>
                 <w:rFonts w:ascii="Times New Roman" w:hAnsi="Times New Roman" w:eastAsia="Times New Roman" w:cs="Times New Roman"/>
               </w:rPr>
-              <w:t xml:space="preserve">25</w:t>
+              <w:t xml:space="preserve">40</w:t>
             </w:r>
           </w:p>
         </w:tc>
@@ -2520,7 +2448,7 @@
               <w:rPr>
                 <w:rFonts w:hint="eastAsia" w:ascii="Times New Roman" w:hAnsi="Times New Roman" w:eastAsia="Times New Roman" w:cs="Times New Roman"/>
               </w:rPr>
-              <w:t>15/</w:t>
+              <w:t>18/</w:t>
             </w:r>
             <w:r>
               <w:rPr>
@@ -2532,7 +2460,7 @@
               <w:rPr>
                 <w:rFonts w:hint="eastAsia" w:ascii="Times New Roman" w:hAnsi="Times New Roman" w:eastAsia="Times New Roman" w:cs="Times New Roman"/>
               </w:rPr>
-              <w:t>8</w:t>
+              <w:t>20</w:t>
             </w:r>
           </w:p>
         </w:tc>
@@ -2547,7 +2475,7 @@
               <w:rPr>
                 <w:rFonts w:ascii="Times New Roman" w:hAnsi="Times New Roman" w:eastAsia="Times New Roman" w:cs="Times New Roman"/>
               </w:rPr>
-              <w:t xml:space="preserve">25/0</w:t>
+              <w:t xml:space="preserve">37/3</w:t>
             </w:r>
           </w:p>
         </w:tc>
@@ -2738,7 +2666,7 @@
               <w:rPr>
                 <w:rFonts w:ascii="Times New Roman" w:hAnsi="Times New Roman" w:eastAsia="Times New Roman" w:cs="Times New Roman"/>
               </w:rPr>
-              <w:t xml:space="preserve">25</w:t>
+              <w:t xml:space="preserve">40</w:t>
             </w:r>
           </w:p>
         </w:tc>
@@ -2771,7 +2699,7 @@
               <w:rPr>
                 <w:rFonts w:hint="eastAsia" w:ascii="Times New Roman" w:hAnsi="Times New Roman" w:eastAsia="Times New Roman" w:cs="Times New Roman"/>
               </w:rPr>
-              <w:t>15/</w:t>
+              <w:t>18/</w:t>
             </w:r>
             <w:r>
               <w:rPr>
@@ -2783,7 +2711,7 @@
               <w:rPr>
                 <w:rFonts w:hint="eastAsia" w:ascii="Times New Roman" w:hAnsi="Times New Roman" w:eastAsia="Times New Roman" w:cs="Times New Roman"/>
               </w:rPr>
-              <w:t>8</w:t>
+              <w:t>20</w:t>
             </w:r>
           </w:p>
         </w:tc>
@@ -2798,7 +2726,7 @@
               <w:rPr>
                 <w:rFonts w:ascii="Times New Roman" w:hAnsi="Times New Roman" w:eastAsia="Times New Roman" w:cs="Times New Roman"/>
               </w:rPr>
-              <w:t xml:space="preserve">18/7</w:t>
+              <w:t xml:space="preserve">30/10</w:t>
             </w:r>
           </w:p>
         </w:tc>
@@ -2843,19 +2771,19 @@
               <w:rPr>
                 <w:rFonts w:hint="eastAsia" w:ascii="Times New Roman" w:hAnsi="Times New Roman" w:eastAsia="FangSong" w:cs="Times New Roman"/>
               </w:rPr>
+              <w:t>上海中学竞赛课程</w:t>
+            </w:r>
+            <w:r>
+              <w:rPr>
+                <w:rFonts w:hint="eastAsia" w:ascii="Times New Roman" w:hAnsi="Times New Roman" w:eastAsia="Times New Roman" w:cs="Times New Roman"/>
+              </w:rPr>
+              <w:t>、</w:t>
+            </w:r>
+            <w:r>
+              <w:rPr>
+                <w:rFonts w:hint="eastAsia" w:ascii="Times New Roman" w:hAnsi="Times New Roman" w:eastAsia="FangSong" w:cs="Times New Roman"/>
+              </w:rPr>
               <w:t>化学能力测试</w:t>
-            </w:r>
-            <w:r>
-              <w:rPr>
-                <w:rFonts w:hint="eastAsia" w:ascii="Times New Roman" w:hAnsi="Times New Roman" w:eastAsia="Times New Roman" w:cs="Times New Roman"/>
-              </w:rPr>
-              <w:t>、</w:t>
-            </w:r>
-            <w:r>
-              <w:rPr>
-                <w:rFonts w:hint="eastAsia" w:ascii="Times New Roman" w:hAnsi="Times New Roman" w:eastAsia="FangSong" w:cs="Times New Roman"/>
-              </w:rPr>
-              <w:t>教学改编题</w:t>
             </w:r>
           </w:p>
         </w:tc>
@@ -2989,7 +2917,7 @@
               <w:rPr>
                 <w:rFonts w:ascii="Times New Roman" w:hAnsi="Times New Roman" w:eastAsia="Times New Roman" w:cs="Times New Roman"/>
               </w:rPr>
-              <w:t xml:space="preserve">25</w:t>
+              <w:t xml:space="preserve">40</w:t>
             </w:r>
           </w:p>
         </w:tc>
@@ -3022,7 +2950,7 @@
               <w:rPr>
                 <w:rFonts w:hint="eastAsia" w:ascii="Times New Roman" w:hAnsi="Times New Roman" w:eastAsia="Times New Roman" w:cs="Times New Roman"/>
               </w:rPr>
-              <w:t>12/</w:t>
+              <w:t>7/</w:t>
             </w:r>
             <w:r>
               <w:rPr>
@@ -3034,7 +2962,7 @@
               <w:rPr>
                 <w:rFonts w:hint="eastAsia" w:ascii="Times New Roman" w:hAnsi="Times New Roman" w:eastAsia="Times New Roman" w:cs="Times New Roman"/>
               </w:rPr>
-              <w:t>9</w:t>
+              <w:t>29</w:t>
             </w:r>
           </w:p>
         </w:tc>
@@ -3049,7 +2977,7 @@
               <w:rPr>
                 <w:rFonts w:ascii="Times New Roman" w:hAnsi="Times New Roman" w:eastAsia="Times New Roman" w:cs="Times New Roman"/>
               </w:rPr>
-              <w:t xml:space="preserve">2/23</w:t>
+              <w:t xml:space="preserve">2/38</w:t>
             </w:r>
           </w:p>
         </w:tc>
@@ -3240,7 +3168,7 @@
               <w:rPr>
                 <w:rFonts w:ascii="Times New Roman" w:hAnsi="Times New Roman" w:eastAsia="Times New Roman" w:cs="Times New Roman"/>
               </w:rPr>
-              <w:t xml:space="preserve">25</w:t>
+              <w:t xml:space="preserve">40</w:t>
             </w:r>
           </w:p>
         </w:tc>
@@ -3273,7 +3201,7 @@
               <w:rPr>
                 <w:rFonts w:hint="eastAsia" w:ascii="Times New Roman" w:hAnsi="Times New Roman" w:eastAsia="Times New Roman" w:cs="Times New Roman"/>
               </w:rPr>
-              <w:t>15/</w:t>
+              <w:t>18/</w:t>
             </w:r>
             <w:r>
               <w:rPr>
@@ -3285,7 +3213,7 @@
               <w:rPr>
                 <w:rFonts w:hint="eastAsia" w:ascii="Times New Roman" w:hAnsi="Times New Roman" w:eastAsia="Times New Roman" w:cs="Times New Roman"/>
               </w:rPr>
-              <w:t>8</w:t>
+              <w:t>20</w:t>
             </w:r>
           </w:p>
         </w:tc>
@@ -3300,7 +3228,7 @@
               <w:rPr>
                 <w:rFonts w:ascii="Times New Roman" w:hAnsi="Times New Roman" w:eastAsia="Times New Roman" w:cs="Times New Roman"/>
               </w:rPr>
-              <w:t xml:space="preserve">19/6</w:t>
+              <w:t xml:space="preserve">19/21</w:t>
             </w:r>
           </w:p>
         </w:tc>
@@ -3473,7 +3401,7 @@
               <w:rPr>
                 <w:rFonts w:ascii="Times New Roman" w:hAnsi="Times New Roman" w:eastAsia="Times New Roman" w:cs="Times New Roman"/>
               </w:rPr>
-              <w:t xml:space="preserve">25</w:t>
+              <w:t xml:space="preserve">37</w:t>
             </w:r>
           </w:p>
         </w:tc>
@@ -3518,7 +3446,7 @@
               <w:rPr>
                 <w:rFonts w:hint="eastAsia" w:ascii="Times New Roman" w:hAnsi="Times New Roman" w:eastAsia="Times New Roman" w:cs="Times New Roman"/>
               </w:rPr>
-              <w:t>15</w:t>
+              <w:t>27</w:t>
             </w:r>
           </w:p>
         </w:tc>
@@ -3533,7 +3461,7 @@
               <w:rPr>
                 <w:rFonts w:ascii="Times New Roman" w:hAnsi="Times New Roman" w:eastAsia="Times New Roman" w:cs="Times New Roman"/>
               </w:rPr>
-              <w:t xml:space="preserve">0/25</w:t>
+              <w:t xml:space="preserve">0/37</w:t>
             </w:r>
           </w:p>
         </w:tc>
@@ -3560,6 +3488,18 @@
               <w:rPr>
                 <w:rFonts w:hint="eastAsia" w:ascii="Times New Roman" w:hAnsi="Times New Roman" w:eastAsia="FangSong" w:cs="Times New Roman"/>
               </w:rPr>
+              <w:t>北斗学友竞赛模拟卷</w:t>
+            </w:r>
+            <w:r>
+              <w:rPr>
+                <w:rFonts w:hint="eastAsia" w:ascii="Times New Roman" w:hAnsi="Times New Roman" w:eastAsia="Times New Roman" w:cs="Times New Roman"/>
+              </w:rPr>
+              <w:t>、</w:t>
+            </w:r>
+            <w:r>
+              <w:rPr>
+                <w:rFonts w:hint="eastAsia" w:ascii="Times New Roman" w:hAnsi="Times New Roman" w:eastAsia="FangSong" w:cs="Times New Roman"/>
+              </w:rPr>
               <w:t>省预赛</w:t>
             </w:r>
             <w:r>
@@ -3578,31 +3518,7 @@
               <w:rPr>
                 <w:rFonts w:hint="eastAsia" w:ascii="Times New Roman" w:hAnsi="Times New Roman" w:eastAsia="Times New Roman" w:cs="Times New Roman"/>
               </w:rPr>
-              <w:t>2021、</w:t>
-            </w:r>
-            <w:r>
-              <w:rPr>
-                <w:rFonts w:hint="eastAsia" w:ascii="Times New Roman" w:hAnsi="Times New Roman" w:eastAsia="FangSong" w:cs="Times New Roman"/>
-              </w:rPr>
-              <w:t>省预赛</w:t>
-            </w:r>
-            <w:r>
-              <w:rPr>
-                <w:rFonts w:hint="eastAsia" w:ascii="Times New Roman" w:hAnsi="Times New Roman" w:eastAsia="Times New Roman" w:cs="Times New Roman"/>
-              </w:rPr>
-              <w:t>·</w:t>
-            </w:r>
-            <w:r>
-              <w:rPr>
-                <w:rFonts w:hint="eastAsia" w:ascii="Times New Roman" w:hAnsi="Times New Roman" w:eastAsia="FangSong" w:cs="Times New Roman"/>
-              </w:rPr>
-              <w:t>浙江</w:t>
-            </w:r>
-            <w:r>
-              <w:rPr>
-                <w:rFonts w:hint="eastAsia" w:ascii="Times New Roman" w:hAnsi="Times New Roman" w:eastAsia="Times New Roman" w:cs="Times New Roman"/>
-              </w:rPr>
-              <w:t>2022</w:t>
+              <w:t>2021</w:t>
             </w:r>
           </w:p>
         </w:tc>
@@ -3736,7 +3652,7 @@
               <w:rPr>
                 <w:rFonts w:ascii="Times New Roman" w:hAnsi="Times New Roman" w:eastAsia="Times New Roman" w:cs="Times New Roman"/>
               </w:rPr>
-              <w:t xml:space="preserve">25</w:t>
+              <w:t xml:space="preserve">40</w:t>
             </w:r>
           </w:p>
         </w:tc>
@@ -3769,7 +3685,7 @@
               <w:rPr>
                 <w:rFonts w:hint="eastAsia" w:ascii="Times New Roman" w:hAnsi="Times New Roman" w:eastAsia="Times New Roman" w:cs="Times New Roman"/>
               </w:rPr>
-              <w:t>15/</w:t>
+              <w:t>18/</w:t>
             </w:r>
             <w:r>
               <w:rPr>
@@ -3781,7 +3697,7 @@
               <w:rPr>
                 <w:rFonts w:hint="eastAsia" w:ascii="Times New Roman" w:hAnsi="Times New Roman" w:eastAsia="Times New Roman" w:cs="Times New Roman"/>
               </w:rPr>
-              <w:t>8</w:t>
+              <w:t>20</w:t>
             </w:r>
           </w:p>
         </w:tc>
@@ -3796,7 +3712,7 @@
               <w:rPr>
                 <w:rFonts w:ascii="Times New Roman" w:hAnsi="Times New Roman" w:eastAsia="Times New Roman" w:cs="Times New Roman"/>
               </w:rPr>
-              <w:t xml:space="preserve">25/0</w:t>
+              <w:t xml:space="preserve">33/7</w:t>
             </w:r>
           </w:p>
         </w:tc>
@@ -4005,7 +3921,7 @@
               <w:rPr>
                 <w:rFonts w:ascii="Times New Roman" w:hAnsi="Times New Roman" w:eastAsia="Times New Roman" w:cs="Times New Roman"/>
               </w:rPr>
-              <w:t xml:space="preserve">25</w:t>
+              <w:t xml:space="preserve">40</w:t>
             </w:r>
           </w:p>
         </w:tc>
@@ -4038,7 +3954,7 @@
               <w:rPr>
                 <w:rFonts w:hint="eastAsia" w:ascii="Times New Roman" w:hAnsi="Times New Roman" w:eastAsia="Times New Roman" w:cs="Times New Roman"/>
               </w:rPr>
-              <w:t>15/</w:t>
+              <w:t>18/</w:t>
             </w:r>
             <w:r>
               <w:rPr>
@@ -4050,7 +3966,7 @@
               <w:rPr>
                 <w:rFonts w:hint="eastAsia" w:ascii="Times New Roman" w:hAnsi="Times New Roman" w:eastAsia="Times New Roman" w:cs="Times New Roman"/>
               </w:rPr>
-              <w:t>8</w:t>
+              <w:t>20</w:t>
             </w:r>
           </w:p>
         </w:tc>
@@ -4065,7 +3981,7 @@
               <w:rPr>
                 <w:rFonts w:ascii="Times New Roman" w:hAnsi="Times New Roman" w:eastAsia="Times New Roman" w:cs="Times New Roman"/>
               </w:rPr>
-              <w:t xml:space="preserve">16/9</w:t>
+              <w:t xml:space="preserve">28/12</w:t>
             </w:r>
           </w:p>
         </w:tc>
@@ -4104,25 +4020,7 @@
               <w:rPr>
                 <w:rFonts w:hint="eastAsia" w:ascii="Times New Roman" w:hAnsi="Times New Roman" w:eastAsia="FangSong" w:cs="Times New Roman"/>
               </w:rPr>
-              <w:t>省预赛</w:t>
-            </w:r>
-            <w:r>
-              <w:rPr>
-                <w:rFonts w:hint="eastAsia" w:ascii="Times New Roman" w:hAnsi="Times New Roman" w:eastAsia="Times New Roman" w:cs="Times New Roman"/>
-              </w:rPr>
-              <w:t>·</w:t>
-            </w:r>
-            <w:r>
-              <w:rPr>
-                <w:rFonts w:hint="eastAsia" w:ascii="Times New Roman" w:hAnsi="Times New Roman" w:eastAsia="FangSong" w:cs="Times New Roman"/>
-              </w:rPr>
-              <w:t>浙江</w:t>
-            </w:r>
-            <w:r>
-              <w:rPr>
-                <w:rFonts w:hint="eastAsia" w:ascii="Times New Roman" w:hAnsi="Times New Roman" w:eastAsia="Times New Roman" w:cs="Times New Roman"/>
-              </w:rPr>
-              <w:t>2023</w:t>
+              <w:t>化学能力测试</w:t>
             </w:r>
           </w:p>
         </w:tc>
@@ -4353,7 +4251,7 @@
               <w:rPr>
                 <w:rFonts w:hint="eastAsia" w:ascii="Times New Roman" w:hAnsi="Times New Roman" w:eastAsia="FangSong" w:cs="Times New Roman"/>
               </w:rPr>
-              <w:t xml:space="preserve">一分册能力测试</w:t>
+              <w:t xml:space="preserve">北斗学友竞赛模拟卷</w:t>
             </w:r>
           </w:p>
         </w:tc>
@@ -4368,7 +4266,7 @@
               <w:rPr>
                 <w:rFonts w:ascii="Times New Roman" w:hAnsi="Times New Roman" w:eastAsia="Times New Roman" w:cs="Times New Roman"/>
               </w:rPr>
-              <w:t xml:space="preserve">7</w:t>
+              <w:t xml:space="preserve">9</w:t>
             </w:r>
           </w:p>
         </w:tc>
@@ -4383,33 +4281,9 @@
             </w:pPr>
             <w:r>
               <w:rPr>
-                <w:rFonts w:hint="eastAsia" w:ascii="Times New Roman" w:hAnsi="Times New Roman" w:eastAsia="Times New Roman" w:cs="Times New Roman"/>
-              </w:rPr>
-              <w:t>05-</w:t>
-            </w:r>
-            <w:r>
-              <w:rPr>
-                <w:rFonts w:hint="eastAsia" w:ascii="Times New Roman" w:hAnsi="Times New Roman" w:eastAsia="FangSong" w:cs="Times New Roman"/>
-              </w:rPr>
-              <w:t>真题库</w:t>
-            </w:r>
-            <w:r>
-              <w:rPr>
-                <w:rFonts w:hint="eastAsia" w:ascii="Times New Roman" w:hAnsi="Times New Roman" w:eastAsia="Times New Roman" w:cs="Times New Roman"/>
-              </w:rPr>
-              <w:t>（</w:t>
-            </w:r>
-            <w:r>
-              <w:rPr>
-                <w:rFonts w:hint="eastAsia" w:ascii="Times New Roman" w:hAnsi="Times New Roman" w:eastAsia="FangSong" w:cs="Times New Roman"/>
-              </w:rPr>
-              <w:t>真题讲评层</w:t>
-            </w:r>
-            <w:r>
-              <w:rPr>
-                <w:rFonts w:hint="eastAsia" w:ascii="Times New Roman" w:hAnsi="Times New Roman" w:eastAsia="Times New Roman" w:cs="Times New Roman"/>
-              </w:rPr>
-              <w:t>）</w:t>
+                <w:rFonts w:hint="eastAsia" w:ascii="Times New Roman" w:hAnsi="Times New Roman" w:eastAsia="FangSong" w:cs="Times New Roman"/>
+              </w:rPr>
+              <w:t xml:space="preserve">一分册能力测试</w:t>
             </w:r>
           </w:p>
         </w:tc>
@@ -4424,7 +4298,7 @@
               <w:rPr>
                 <w:rFonts w:ascii="Times New Roman" w:hAnsi="Times New Roman" w:eastAsia="Times New Roman" w:cs="Times New Roman"/>
               </w:rPr>
-              <w:t xml:space="preserve">7</w:t>
+              <w:t xml:space="preserve">8</w:t>
             </w:r>
           </w:p>
         </w:tc>
@@ -4441,25 +4315,7 @@
               <w:rPr>
                 <w:rFonts w:hint="eastAsia" w:ascii="Times New Roman" w:hAnsi="Times New Roman" w:eastAsia="FangSong" w:cs="Times New Roman"/>
               </w:rPr>
-              <w:t>省预赛</w:t>
-            </w:r>
-            <w:r>
-              <w:rPr>
-                <w:rFonts w:hint="eastAsia" w:ascii="Times New Roman" w:hAnsi="Times New Roman" w:eastAsia="Times New Roman" w:cs="Times New Roman"/>
-              </w:rPr>
-              <w:t>·</w:t>
-            </w:r>
-            <w:r>
-              <w:rPr>
-                <w:rFonts w:hint="eastAsia" w:ascii="Times New Roman" w:hAnsi="Times New Roman" w:eastAsia="FangSong" w:cs="Times New Roman"/>
-              </w:rPr>
-              <w:t>浙江</w:t>
-            </w:r>
-            <w:r>
-              <w:rPr>
-                <w:rFonts w:hint="eastAsia" w:ascii="Times New Roman" w:hAnsi="Times New Roman" w:eastAsia="Times New Roman" w:cs="Times New Roman"/>
-              </w:rPr>
-              <w:t>2023</w:t>
+              <w:t xml:space="preserve">化学能力测试</w:t>
             </w:r>
           </w:p>
         </w:tc>
@@ -4474,7 +4330,7 @@
               <w:rPr>
                 <w:rFonts w:ascii="Times New Roman" w:hAnsi="Times New Roman" w:eastAsia="Times New Roman" w:cs="Times New Roman"/>
               </w:rPr>
-              <w:t xml:space="preserve">6</w:t>
+              <w:t xml:space="preserve">8</w:t>
             </w:r>
           </w:p>
         </w:tc>
@@ -4491,25 +4347,7 @@
               <w:rPr>
                 <w:rFonts w:hint="eastAsia" w:ascii="Times New Roman" w:hAnsi="Times New Roman" w:eastAsia="FangSong" w:cs="Times New Roman"/>
               </w:rPr>
-              <w:t>省预赛</w:t>
-            </w:r>
-            <w:r>
-              <w:rPr>
-                <w:rFonts w:hint="eastAsia" w:ascii="Times New Roman" w:hAnsi="Times New Roman" w:eastAsia="Times New Roman" w:cs="Times New Roman"/>
-              </w:rPr>
-              <w:t>·</w:t>
-            </w:r>
-            <w:r>
-              <w:rPr>
-                <w:rFonts w:hint="eastAsia" w:ascii="Times New Roman" w:hAnsi="Times New Roman" w:eastAsia="FangSong" w:cs="Times New Roman"/>
-              </w:rPr>
-              <w:t>浙江</w:t>
-            </w:r>
-            <w:r>
-              <w:rPr>
-                <w:rFonts w:hint="eastAsia" w:ascii="Times New Roman" w:hAnsi="Times New Roman" w:eastAsia="Times New Roman" w:cs="Times New Roman"/>
-              </w:rPr>
-              <w:t>2021</w:t>
+              <w:t xml:space="preserve">高中化学竞赛教程第一分册</w:t>
             </w:r>
           </w:p>
         </w:tc>
@@ -4524,7 +4362,7 @@
               <w:rPr>
                 <w:rFonts w:ascii="Times New Roman" w:hAnsi="Times New Roman" w:eastAsia="Times New Roman" w:cs="Times New Roman"/>
               </w:rPr>
-              <w:t xml:space="preserve">5</w:t>
+              <w:t xml:space="preserve">8</w:t>
             </w:r>
           </w:p>
         </w:tc>
@@ -4541,7 +4379,7 @@
               <w:rPr>
                 <w:rFonts w:hint="eastAsia" w:ascii="Times New Roman" w:hAnsi="Times New Roman" w:eastAsia="FangSong" w:cs="Times New Roman"/>
               </w:rPr>
-              <w:t xml:space="preserve">高中化学竞赛教程第二分册</w:t>
+              <w:t xml:space="preserve">上海中学竞赛课程</w:t>
             </w:r>
           </w:p>
         </w:tc>
@@ -4556,7 +4394,7 @@
               <w:rPr>
                 <w:rFonts w:ascii="Times New Roman" w:hAnsi="Times New Roman" w:eastAsia="Times New Roman" w:cs="Times New Roman"/>
               </w:rPr>
-              <w:t xml:space="preserve">5</w:t>
+              <w:t xml:space="preserve">7</w:t>
             </w:r>
           </w:p>
         </w:tc>
@@ -4571,21 +4409,33 @@
             </w:pPr>
             <w:r>
               <w:rPr>
-                <w:rFonts w:hint="eastAsia" w:ascii="Times New Roman" w:hAnsi="Times New Roman" w:eastAsia="FangSong" w:cs="Times New Roman"/>
-              </w:rPr>
-              <w:t>第</w:t>
-            </w:r>
-            <w:r>
-              <w:rPr>
-                <w:rFonts w:hint="eastAsia" w:ascii="Times New Roman" w:hAnsi="Times New Roman" w:eastAsia="Times New Roman" w:cs="Times New Roman"/>
-              </w:rPr>
-              <w:t>25</w:t>
-            </w:r>
-            <w:r>
-              <w:rPr>
-                <w:rFonts w:hint="eastAsia" w:ascii="Times New Roman" w:hAnsi="Times New Roman" w:eastAsia="FangSong" w:cs="Times New Roman"/>
-              </w:rPr>
-              <w:t>届决赛</w:t>
+                <w:rFonts w:hint="eastAsia" w:ascii="Times New Roman" w:hAnsi="Times New Roman" w:eastAsia="Times New Roman" w:cs="Times New Roman"/>
+              </w:rPr>
+              <w:t>05-</w:t>
+            </w:r>
+            <w:r>
+              <w:rPr>
+                <w:rFonts w:hint="eastAsia" w:ascii="Times New Roman" w:hAnsi="Times New Roman" w:eastAsia="FangSong" w:cs="Times New Roman"/>
+              </w:rPr>
+              <w:t>真题库</w:t>
+            </w:r>
+            <w:r>
+              <w:rPr>
+                <w:rFonts w:hint="eastAsia" w:ascii="Times New Roman" w:hAnsi="Times New Roman" w:eastAsia="Times New Roman" w:cs="Times New Roman"/>
+              </w:rPr>
+              <w:t>（</w:t>
+            </w:r>
+            <w:r>
+              <w:rPr>
+                <w:rFonts w:hint="eastAsia" w:ascii="Times New Roman" w:hAnsi="Times New Roman" w:eastAsia="FangSong" w:cs="Times New Roman"/>
+              </w:rPr>
+              <w:t>真题讲评层</w:t>
+            </w:r>
+            <w:r>
+              <w:rPr>
+                <w:rFonts w:hint="eastAsia" w:ascii="Times New Roman" w:hAnsi="Times New Roman" w:eastAsia="Times New Roman" w:cs="Times New Roman"/>
+              </w:rPr>
+              <w:t>）</w:t>
             </w:r>
           </w:p>
         </w:tc>
@@ -4600,7 +4450,7 @@
               <w:rPr>
                 <w:rFonts w:ascii="Times New Roman" w:hAnsi="Times New Roman" w:eastAsia="Times New Roman" w:cs="Times New Roman"/>
               </w:rPr>
-              <w:t xml:space="preserve">4</w:t>
+              <w:t xml:space="preserve">7</w:t>
             </w:r>
           </w:p>
         </w:tc>
@@ -4617,7 +4467,25 @@
               <w:rPr>
                 <w:rFonts w:hint="eastAsia" w:ascii="Times New Roman" w:hAnsi="Times New Roman" w:eastAsia="FangSong" w:cs="Times New Roman"/>
               </w:rPr>
-              <w:t xml:space="preserve">化学竞赛初赛讲义</w:t>
+              <w:t>省预赛</w:t>
+            </w:r>
+            <w:r>
+              <w:rPr>
+                <w:rFonts w:hint="eastAsia" w:ascii="Times New Roman" w:hAnsi="Times New Roman" w:eastAsia="Times New Roman" w:cs="Times New Roman"/>
+              </w:rPr>
+              <w:t>·</w:t>
+            </w:r>
+            <w:r>
+              <w:rPr>
+                <w:rFonts w:hint="eastAsia" w:ascii="Times New Roman" w:hAnsi="Times New Roman" w:eastAsia="FangSong" w:cs="Times New Roman"/>
+              </w:rPr>
+              <w:t>浙江</w:t>
+            </w:r>
+            <w:r>
+              <w:rPr>
+                <w:rFonts w:hint="eastAsia" w:ascii="Times New Roman" w:hAnsi="Times New Roman" w:eastAsia="Times New Roman" w:cs="Times New Roman"/>
+              </w:rPr>
+              <w:t>2023</w:t>
             </w:r>
           </w:p>
         </w:tc>
@@ -4632,7 +4500,7 @@
               <w:rPr>
                 <w:rFonts w:ascii="Times New Roman" w:hAnsi="Times New Roman" w:eastAsia="Times New Roman" w:cs="Times New Roman"/>
               </w:rPr>
-              <w:t xml:space="preserve">4</w:t>
+              <w:t xml:space="preserve">6</w:t>
             </w:r>
           </w:p>
         </w:tc>
@@ -4649,25 +4517,19 @@
               <w:rPr>
                 <w:rFonts w:hint="eastAsia" w:ascii="Times New Roman" w:hAnsi="Times New Roman" w:eastAsia="FangSong" w:cs="Times New Roman"/>
               </w:rPr>
-              <w:t>省预赛</w:t>
-            </w:r>
-            <w:r>
-              <w:rPr>
-                <w:rFonts w:hint="eastAsia" w:ascii="Times New Roman" w:hAnsi="Times New Roman" w:eastAsia="Times New Roman" w:cs="Times New Roman"/>
-              </w:rPr>
-              <w:t>·</w:t>
-            </w:r>
-            <w:r>
-              <w:rPr>
-                <w:rFonts w:hint="eastAsia" w:ascii="Times New Roman" w:hAnsi="Times New Roman" w:eastAsia="FangSong" w:cs="Times New Roman"/>
-              </w:rPr>
-              <w:t>浙江</w:t>
-            </w:r>
-            <w:r>
-              <w:rPr>
-                <w:rFonts w:hint="eastAsia" w:ascii="Times New Roman" w:hAnsi="Times New Roman" w:eastAsia="Times New Roman" w:cs="Times New Roman"/>
-              </w:rPr>
-              <w:t>2022</w:t>
+              <w:t>第</w:t>
+            </w:r>
+            <w:r>
+              <w:rPr>
+                <w:rFonts w:hint="eastAsia" w:ascii="Times New Roman" w:hAnsi="Times New Roman" w:eastAsia="Times New Roman" w:cs="Times New Roman"/>
+              </w:rPr>
+              <w:t>37</w:t>
+            </w:r>
+            <w:r>
+              <w:rPr>
+                <w:rFonts w:hint="eastAsia" w:ascii="Times New Roman" w:hAnsi="Times New Roman" w:eastAsia="FangSong" w:cs="Times New Roman"/>
+              </w:rPr>
+              <w:t>届决赛</w:t>
             </w:r>
           </w:p>
         </w:tc>
@@ -4682,7 +4544,7 @@
               <w:rPr>
                 <w:rFonts w:ascii="Times New Roman" w:hAnsi="Times New Roman" w:eastAsia="Times New Roman" w:cs="Times New Roman"/>
               </w:rPr>
-              <w:t xml:space="preserve">4</w:t>
+              <w:t xml:space="preserve">5</w:t>
             </w:r>
           </w:p>
         </w:tc>
@@ -4699,19 +4561,7 @@
               <w:rPr>
                 <w:rFonts w:hint="eastAsia" w:ascii="Times New Roman" w:hAnsi="Times New Roman" w:eastAsia="FangSong" w:cs="Times New Roman"/>
               </w:rPr>
-              <w:t>第</w:t>
-            </w:r>
-            <w:r>
-              <w:rPr>
-                <w:rFonts w:hint="eastAsia" w:ascii="Times New Roman" w:hAnsi="Times New Roman" w:eastAsia="Times New Roman" w:cs="Times New Roman"/>
-              </w:rPr>
-              <w:t>36</w:t>
-            </w:r>
-            <w:r>
-              <w:rPr>
-                <w:rFonts w:hint="eastAsia" w:ascii="Times New Roman" w:hAnsi="Times New Roman" w:eastAsia="FangSong" w:cs="Times New Roman"/>
-              </w:rPr>
-              <w:t>届决赛</w:t>
+              <w:t xml:space="preserve">高中化学竞赛教程第二分册</w:t>
             </w:r>
           </w:p>
         </w:tc>
@@ -4726,7 +4576,7 @@
               <w:rPr>
                 <w:rFonts w:ascii="Times New Roman" w:hAnsi="Times New Roman" w:eastAsia="Times New Roman" w:cs="Times New Roman"/>
               </w:rPr>
-              <w:t xml:space="preserve">4</w:t>
+              <w:t xml:space="preserve">5</w:t>
             </w:r>
           </w:p>
         </w:tc>
@@ -4743,19 +4593,25 @@
               <w:rPr>
                 <w:rFonts w:hint="eastAsia" w:ascii="Times New Roman" w:hAnsi="Times New Roman" w:eastAsia="FangSong" w:cs="Times New Roman"/>
               </w:rPr>
-              <w:t>第</w:t>
-            </w:r>
-            <w:r>
-              <w:rPr>
-                <w:rFonts w:hint="eastAsia" w:ascii="Times New Roman" w:hAnsi="Times New Roman" w:eastAsia="Times New Roman" w:cs="Times New Roman"/>
-              </w:rPr>
-              <w:t>37</w:t>
-            </w:r>
-            <w:r>
-              <w:rPr>
-                <w:rFonts w:hint="eastAsia" w:ascii="Times New Roman" w:hAnsi="Times New Roman" w:eastAsia="FangSong" w:cs="Times New Roman"/>
-              </w:rPr>
-              <w:t>届决赛</w:t>
+              <w:t>省预赛</w:t>
+            </w:r>
+            <w:r>
+              <w:rPr>
+                <w:rFonts w:hint="eastAsia" w:ascii="Times New Roman" w:hAnsi="Times New Roman" w:eastAsia="Times New Roman" w:cs="Times New Roman"/>
+              </w:rPr>
+              <w:t>·</w:t>
+            </w:r>
+            <w:r>
+              <w:rPr>
+                <w:rFonts w:hint="eastAsia" w:ascii="Times New Roman" w:hAnsi="Times New Roman" w:eastAsia="FangSong" w:cs="Times New Roman"/>
+              </w:rPr>
+              <w:t>浙江</w:t>
+            </w:r>
+            <w:r>
+              <w:rPr>
+                <w:rFonts w:hint="eastAsia" w:ascii="Times New Roman" w:hAnsi="Times New Roman" w:eastAsia="Times New Roman" w:cs="Times New Roman"/>
+              </w:rPr>
+              <w:t>2021</w:t>
             </w:r>
           </w:p>
         </w:tc>
@@ -4787,7 +4643,7 @@
               <w:rPr>
                 <w:rFonts w:hint="eastAsia" w:ascii="Times New Roman" w:hAnsi="Times New Roman" w:eastAsia="FangSong" w:cs="Times New Roman"/>
               </w:rPr>
-              <w:t xml:space="preserve">上海中学竞赛课程</w:t>
+              <w:t xml:space="preserve">化学竞赛初赛讲义</w:t>
             </w:r>
           </w:p>
         </w:tc>
@@ -4819,7 +4675,25 @@
               <w:rPr>
                 <w:rFonts w:hint="eastAsia" w:ascii="Times New Roman" w:hAnsi="Times New Roman" w:eastAsia="FangSong" w:cs="Times New Roman"/>
               </w:rPr>
-              <w:t xml:space="preserve">化学能力测试</w:t>
+              <w:t>省预赛</w:t>
+            </w:r>
+            <w:r>
+              <w:rPr>
+                <w:rFonts w:hint="eastAsia" w:ascii="Times New Roman" w:hAnsi="Times New Roman" w:eastAsia="Times New Roman" w:cs="Times New Roman"/>
+              </w:rPr>
+              <w:t>·</w:t>
+            </w:r>
+            <w:r>
+              <w:rPr>
+                <w:rFonts w:hint="eastAsia" w:ascii="Times New Roman" w:hAnsi="Times New Roman" w:eastAsia="FangSong" w:cs="Times New Roman"/>
+              </w:rPr>
+              <w:t>浙江</w:t>
+            </w:r>
+            <w:r>
+              <w:rPr>
+                <w:rFonts w:hint="eastAsia" w:ascii="Times New Roman" w:hAnsi="Times New Roman" w:eastAsia="Times New Roman" w:cs="Times New Roman"/>
+              </w:rPr>
+              <w:t>2022</w:t>
             </w:r>
           </w:p>
         </w:tc>
@@ -4851,7 +4725,19 @@
               <w:rPr>
                 <w:rFonts w:hint="eastAsia" w:ascii="Times New Roman" w:hAnsi="Times New Roman" w:eastAsia="FangSong" w:cs="Times New Roman"/>
               </w:rPr>
-              <w:t xml:space="preserve">高中化学竞赛教程第一分册</w:t>
+              <w:t>第</w:t>
+            </w:r>
+            <w:r>
+              <w:rPr>
+                <w:rFonts w:hint="eastAsia" w:ascii="Times New Roman" w:hAnsi="Times New Roman" w:eastAsia="Times New Roman" w:cs="Times New Roman"/>
+              </w:rPr>
+              <w:t>36</w:t>
+            </w:r>
+            <w:r>
+              <w:rPr>
+                <w:rFonts w:hint="eastAsia" w:ascii="Times New Roman" w:hAnsi="Times New Roman" w:eastAsia="FangSong" w:cs="Times New Roman"/>
+              </w:rPr>
+              <w:t>届决赛</w:t>
             </w:r>
           </w:p>
         </w:tc>
@@ -4866,7 +4752,7 @@
               <w:rPr>
                 <w:rFonts w:ascii="Times New Roman" w:hAnsi="Times New Roman" w:eastAsia="Times New Roman" w:cs="Times New Roman"/>
               </w:rPr>
-              <w:t xml:space="preserve">3</w:t>
+              <w:t xml:space="preserve">4</w:t>
             </w:r>
           </w:p>
         </w:tc>
@@ -4889,13 +4775,13 @@
               <w:rPr>
                 <w:rFonts w:hint="eastAsia" w:ascii="Times New Roman" w:hAnsi="Times New Roman" w:eastAsia="Times New Roman" w:cs="Times New Roman"/>
               </w:rPr>
-              <w:t>40</w:t>
-            </w:r>
-            <w:r>
-              <w:rPr>
-                <w:rFonts w:hint="eastAsia" w:ascii="Times New Roman" w:hAnsi="Times New Roman" w:eastAsia="FangSong" w:cs="Times New Roman"/>
-              </w:rPr>
-              <w:t>届初赛</w:t>
+              <w:t>38</w:t>
+            </w:r>
+            <w:r>
+              <w:rPr>
+                <w:rFonts w:hint="eastAsia" w:ascii="Times New Roman" w:hAnsi="Times New Roman" w:eastAsia="FangSong" w:cs="Times New Roman"/>
+              </w:rPr>
+              <w:t>届决赛</w:t>
             </w:r>
           </w:p>
         </w:tc>
@@ -4910,7 +4796,7 @@
               <w:rPr>
                 <w:rFonts w:ascii="Times New Roman" w:hAnsi="Times New Roman" w:eastAsia="Times New Roman" w:cs="Times New Roman"/>
               </w:rPr>
-              <w:t xml:space="preserve">3</w:t>
+              <w:t xml:space="preserve">4</w:t>
             </w:r>
           </w:p>
         </w:tc>
@@ -4927,19 +4813,7 @@
               <w:rPr>
                 <w:rFonts w:hint="eastAsia" w:ascii="Times New Roman" w:hAnsi="Times New Roman" w:eastAsia="FangSong" w:cs="Times New Roman"/>
               </w:rPr>
-              <w:t>第</w:t>
-            </w:r>
-            <w:r>
-              <w:rPr>
-                <w:rFonts w:hint="eastAsia" w:ascii="Times New Roman" w:hAnsi="Times New Roman" w:eastAsia="Times New Roman" w:cs="Times New Roman"/>
-              </w:rPr>
-              <w:t>38</w:t>
-            </w:r>
-            <w:r>
-              <w:rPr>
-                <w:rFonts w:hint="eastAsia" w:ascii="Times New Roman" w:hAnsi="Times New Roman" w:eastAsia="FangSong" w:cs="Times New Roman"/>
-              </w:rPr>
-              <w:t>届决赛</w:t>
+              <w:t xml:space="preserve">教学改编题</w:t>
             </w:r>
           </w:p>
         </w:tc>
@@ -4986,7 +4860,7 @@
               <w:rPr>
                 <w:rFonts w:ascii="Times New Roman" w:hAnsi="Times New Roman" w:eastAsia="Times New Roman" w:cs="Times New Roman"/>
               </w:rPr>
-              <w:t xml:space="preserve">2</w:t>
+              <w:t xml:space="preserve">3</w:t>
             </w:r>
           </w:p>
         </w:tc>
@@ -5009,13 +4883,13 @@
               <w:rPr>
                 <w:rFonts w:hint="eastAsia" w:ascii="Times New Roman" w:hAnsi="Times New Roman" w:eastAsia="Times New Roman" w:cs="Times New Roman"/>
               </w:rPr>
-              <w:t>30</w:t>
-            </w:r>
-            <w:r>
-              <w:rPr>
-                <w:rFonts w:hint="eastAsia" w:ascii="Times New Roman" w:hAnsi="Times New Roman" w:eastAsia="FangSong" w:cs="Times New Roman"/>
-              </w:rPr>
-              <w:t>届初赛</w:t>
+              <w:t>25</w:t>
+            </w:r>
+            <w:r>
+              <w:rPr>
+                <w:rFonts w:hint="eastAsia" w:ascii="Times New Roman" w:hAnsi="Times New Roman" w:eastAsia="FangSong" w:cs="Times New Roman"/>
+              </w:rPr>
+              <w:t>届决赛</w:t>
             </w:r>
           </w:p>
         </w:tc>
@@ -5030,7 +4904,7 @@
               <w:rPr>
                 <w:rFonts w:ascii="Times New Roman" w:hAnsi="Times New Roman" w:eastAsia="Times New Roman" w:cs="Times New Roman"/>
               </w:rPr>
-              <w:t xml:space="preserve">2</w:t>
+              <w:t xml:space="preserve">3</w:t>
             </w:r>
           </w:p>
         </w:tc>
@@ -5053,13 +4927,13 @@
               <w:rPr>
                 <w:rFonts w:hint="eastAsia" w:ascii="Times New Roman" w:hAnsi="Times New Roman" w:eastAsia="Times New Roman" w:cs="Times New Roman"/>
               </w:rPr>
-              <w:t>39</w:t>
-            </w:r>
-            <w:r>
-              <w:rPr>
-                <w:rFonts w:hint="eastAsia" w:ascii="Times New Roman" w:hAnsi="Times New Roman" w:eastAsia="FangSong" w:cs="Times New Roman"/>
-              </w:rPr>
-              <w:t>届初赛</w:t>
+              <w:t>28</w:t>
+            </w:r>
+            <w:r>
+              <w:rPr>
+                <w:rFonts w:hint="eastAsia" w:ascii="Times New Roman" w:hAnsi="Times New Roman" w:eastAsia="FangSong" w:cs="Times New Roman"/>
+              </w:rPr>
+              <w:t>届决赛</w:t>
             </w:r>
           </w:p>
         </w:tc>
@@ -5074,7 +4948,7 @@
               <w:rPr>
                 <w:rFonts w:ascii="Times New Roman" w:hAnsi="Times New Roman" w:eastAsia="Times New Roman" w:cs="Times New Roman"/>
               </w:rPr>
-              <w:t xml:space="preserve">2</w:t>
+              <w:t xml:space="preserve">3</w:t>
             </w:r>
           </w:p>
         </w:tc>
@@ -5097,13 +4971,13 @@
               <w:rPr>
                 <w:rFonts w:hint="eastAsia" w:ascii="Times New Roman" w:hAnsi="Times New Roman" w:eastAsia="Times New Roman" w:cs="Times New Roman"/>
               </w:rPr>
-              <w:t>29</w:t>
-            </w:r>
-            <w:r>
-              <w:rPr>
-                <w:rFonts w:hint="eastAsia" w:ascii="Times New Roman" w:hAnsi="Times New Roman" w:eastAsia="FangSong" w:cs="Times New Roman"/>
-              </w:rPr>
-              <w:t>届初赛</w:t>
+              <w:t>39</w:t>
+            </w:r>
+            <w:r>
+              <w:rPr>
+                <w:rFonts w:hint="eastAsia" w:ascii="Times New Roman" w:hAnsi="Times New Roman" w:eastAsia="FangSong" w:cs="Times New Roman"/>
+              </w:rPr>
+              <w:t>届决赛</w:t>
             </w:r>
           </w:p>
         </w:tc>
@@ -5337,7 +5211,31 @@
         <w:rPr>
           <w:rFonts w:hint="eastAsia" w:ascii="Times New Roman" w:hAnsi="Times New Roman" w:eastAsia="FangSong" w:cs="Times New Roman"/>
         </w:rPr>
-        <w:t>已全取</w:t>
+        <w:t>剔</w:t>
+      </w:r>
+      <w:r>
+        <w:rPr>
+          <w:rFonts w:ascii="Times New Roman" w:hAnsi="Times New Roman" w:eastAsia="Times New Roman" w:cs="Times New Roman"/>
+        </w:rPr>
+        <w:t xml:space="preserve"> 1 </w:t>
+      </w:r>
+      <w:r>
+        <w:rPr>
+          <w:rFonts w:hint="eastAsia" w:ascii="Times New Roman" w:hAnsi="Times New Roman" w:eastAsia="FangSong" w:cs="Times New Roman"/>
+        </w:rPr>
+        <w:t xml:space="preserve">残缺后全取</w:t>
+      </w:r>
+      <w:r>
+        <w:rPr>
+          <w:rFonts w:ascii="Times New Roman" w:hAnsi="Times New Roman" w:eastAsia="Times New Roman" w:cs="Times New Roman"/>
+        </w:rPr>
+        <w:t xml:space="preserve"> 9 </w:t>
+      </w:r>
+      <w:r>
+        <w:rPr>
+          <w:rFonts w:hint="eastAsia" w:ascii="Times New Roman" w:hAnsi="Times New Roman" w:eastAsia="FangSong" w:cs="Times New Roman"/>
+        </w:rPr>
+        <w:t>条</w:t>
       </w:r>
       <w:r>
         <w:rPr>
@@ -5361,7 +5259,7 @@
         <w:rPr>
           <w:rFonts w:hint="eastAsia" w:ascii="Times New Roman" w:hAnsi="Times New Roman" w:eastAsia="Times New Roman" w:cs="Times New Roman"/>
         </w:rPr>
-        <w:t>·2</w:t>
+        <w:t>·7</w:t>
       </w:r>
       <w:r>
         <w:rPr>
@@ -5373,25 +5271,37 @@
         <w:rPr>
           <w:rFonts w:hint="eastAsia" w:ascii="Times New Roman" w:hAnsi="Times New Roman" w:eastAsia="FangSong" w:cs="Times New Roman"/>
         </w:rPr>
-        <w:t>溶液与相平衡</w:t>
+        <w:t xml:space="preserve">沉淀溶解平衡合格池</w:t>
+      </w:r>
+      <w:r>
+        <w:rPr>
+          <w:rFonts w:ascii="Times New Roman" w:hAnsi="Times New Roman" w:eastAsia="Times New Roman" w:cs="Times New Roman"/>
+        </w:rPr>
+        <w:t xml:space="preserve"> 37 </w:t>
+      </w:r>
+      <w:r>
+        <w:rPr>
+          <w:rFonts w:hint="eastAsia" w:ascii="Times New Roman" w:hAnsi="Times New Roman" w:eastAsia="FangSong" w:cs="Times New Roman"/>
+        </w:rPr>
+        <w:t>条</w:t>
       </w:r>
       <w:r>
         <w:rPr>
           <w:rFonts w:hint="eastAsia" w:ascii="Times New Roman" w:hAnsi="Times New Roman" w:eastAsia="Times New Roman" w:cs="Times New Roman"/>
         </w:rPr>
-        <w:t>、</w:t>
+        <w:t>（</w:t>
       </w:r>
       <w:r>
         <w:rPr>
           <w:rFonts w:hint="eastAsia" w:ascii="Times New Roman" w:hAnsi="Times New Roman" w:eastAsia="FangSong" w:cs="Times New Roman"/>
         </w:rPr>
-        <w:t>原理</w:t>
+        <w:t>跨桶题被原理</w:t>
       </w:r>
       <w:r>
         <w:rPr>
           <w:rFonts w:hint="eastAsia" w:ascii="Times New Roman" w:hAnsi="Times New Roman" w:eastAsia="Times New Roman" w:cs="Times New Roman"/>
         </w:rPr>
-        <w:t>·5</w:t>
+        <w:t>·6</w:t>
       </w:r>
       <w:r>
         <w:rPr>
@@ -5403,37 +5313,19 @@
         <w:rPr>
           <w:rFonts w:hint="eastAsia" w:ascii="Times New Roman" w:hAnsi="Times New Roman" w:eastAsia="FangSong" w:cs="Times New Roman"/>
         </w:rPr>
-        <w:t>化学平衡</w:t>
+        <w:t>先取</w:t>
       </w:r>
       <w:r>
         <w:rPr>
           <w:rFonts w:hint="eastAsia" w:ascii="Times New Roman" w:hAnsi="Times New Roman" w:eastAsia="Times New Roman" w:cs="Times New Roman"/>
         </w:rPr>
-        <w:t>、</w:t>
+        <w:t>）。</w:t>
       </w:r>
       <w:r>
         <w:rPr>
           <w:rFonts w:hint="eastAsia" w:ascii="Times New Roman" w:hAnsi="Times New Roman" w:eastAsia="FangSong" w:cs="Times New Roman"/>
         </w:rPr>
-        <w:t>原理</w:t>
-      </w:r>
-      <w:r>
-        <w:rPr>
-          <w:rFonts w:hint="eastAsia" w:ascii="Times New Roman" w:hAnsi="Times New Roman" w:eastAsia="Times New Roman" w:cs="Times New Roman"/>
-        </w:rPr>
-        <w:t>·7</w:t>
-      </w:r>
-      <w:r>
-        <w:rPr>
-          <w:rFonts w:ascii="Times New Roman" w:hAnsi="Times New Roman" w:eastAsia="Times New Roman" w:cs="Times New Roman"/>
-        </w:rPr>
-        <w:t xml:space="preserve"> </w:t>
-      </w:r>
-      <w:r>
-        <w:rPr>
-          <w:rFonts w:hint="eastAsia" w:ascii="Times New Roman" w:hAnsi="Times New Roman" w:eastAsia="FangSong" w:cs="Times New Roman"/>
-        </w:rPr>
-        <w:t xml:space="preserve">沉淀溶解平衡的</w:t>
+        <w:t>二者</w:t>
       </w:r>
       <w:r>
         <w:rPr>
@@ -5441,80 +5333,15 @@
           <w:b/>
           <w:bCs/>
         </w:rPr>
-        <w:t xml:space="preserve">未用池</w:t>
-      </w:r>
-      <w:r>
-        <w:rPr>
-          <w:rFonts w:hint="eastAsia" w:ascii="Times New Roman" w:hAnsi="Times New Roman" w:eastAsia="FangSong" w:cs="Times New Roman"/>
-        </w:rPr>
-        <w:t>偏小</w:t>
-      </w:r>
-      <w:r>
-        <w:rPr>
-          <w:rFonts w:hint="eastAsia" w:ascii="Times New Roman" w:hAnsi="Times New Roman" w:eastAsia="Times New Roman" w:cs="Times New Roman"/>
-        </w:rPr>
-        <w:t>，</w:t>
-      </w:r>
-      <w:r>
-        <w:rPr>
-          <w:rFonts w:hint="eastAsia" w:ascii="Times New Roman" w:hAnsi="Times New Roman" w:eastAsia="FangSong" w:cs="Times New Roman"/>
-        </w:rPr>
-        <w:t>仍需回收既有专项卷用过的题</w:t>
-      </w:r>
-      <w:r>
-        <w:rPr>
-          <w:rFonts w:hint="eastAsia" w:ascii="Times New Roman" w:hAnsi="Times New Roman" w:eastAsia="Times New Roman" w:cs="Times New Roman"/>
-        </w:rPr>
-        <w:t>（</w:t>
-      </w:r>
-      <w:r>
-        <w:rPr>
-          <w:rStyle w:val="VerbatimChar"/>
+        <w:t xml:space="preserve">如实保留不足</w:t>
+      </w:r>
+      <w:r>
+        <w:rPr>
           <w:rFonts w:ascii="Times New Roman" w:hAnsi="Times New Roman" w:eastAsia="Times New Roman" w:cs="Times New Roman"/>
-        </w:rPr>
-        <w:t xml:space="preserve">used_in</w:t>
-      </w:r>
-      <w:r>
-        <w:rPr>
-          <w:rFonts w:ascii="Times New Roman" w:hAnsi="Times New Roman" w:eastAsia="Times New Roman" w:cs="Times New Roman"/>
-        </w:rPr>
-        <w:t xml:space="preserve"> </w:t>
-      </w:r>
-      <w:r>
-        <w:rPr>
-          <w:rFonts w:hint="eastAsia" w:ascii="Times New Roman" w:hAnsi="Times New Roman" w:eastAsia="FangSong" w:cs="Times New Roman"/>
-        </w:rPr>
-        <w:t>台账留存于源题文件中</w:t>
-      </w:r>
-      <w:r>
-        <w:rPr>
-          <w:rFonts w:hint="eastAsia" w:ascii="Times New Roman" w:hAnsi="Times New Roman" w:eastAsia="Times New Roman" w:cs="Times New Roman"/>
-        </w:rPr>
-        <w:t>，</w:t>
-      </w:r>
-      <w:r>
-        <w:rPr>
-          <w:rFonts w:hint="eastAsia" w:ascii="Times New Roman" w:hAnsi="Times New Roman" w:eastAsia="FangSong" w:cs="Times New Roman"/>
-        </w:rPr>
-        <w:t>卷面不再印出</w:t>
-      </w:r>
-      <w:r>
-        <w:rPr>
-          <w:rFonts w:hint="eastAsia" w:ascii="Times New Roman" w:hAnsi="Times New Roman" w:eastAsia="Times New Roman" w:cs="Times New Roman"/>
-        </w:rPr>
-        <w:t>）。</w:t>
-      </w:r>
-      <w:r>
-        <w:rPr>
-          <w:rFonts w:ascii="Times New Roman" w:hAnsi="Times New Roman" w:eastAsia="Times New Roman" w:cs="Times New Roman"/>
-        </w:rPr>
-        <w:t xml:space="preserve"> </w:t>
-      </w:r>
-      <w:r>
-        <w:rPr>
-          <w:rFonts w:hint="eastAsia" w:ascii="Times New Roman" w:hAnsi="Times New Roman" w:eastAsia="FangSong" w:cs="Times New Roman"/>
-        </w:rPr>
-        <w:t xml:space="preserve">同因导致这几套</w:t>
+          <w:b/>
+          <w:bCs/>
+        </w:rPr>
+        <w:t xml:space="preserve"> 40 </w:t>
       </w:r>
       <w:r>
         <w:rPr>
@@ -5522,12 +5349,47 @@
           <w:b/>
           <w:bCs/>
         </w:rPr>
-        <w:t xml:space="preserve">偏难</w:t>
+        <w:t xml:space="preserve">题</w:t>
       </w:r>
       <w:r>
         <w:rPr>
           <w:rFonts w:hint="eastAsia" w:ascii="Times New Roman" w:hAnsi="Times New Roman" w:eastAsia="Times New Roman" w:cs="Times New Roman"/>
         </w:rPr>
+        <w:t>，</w:t>
+      </w:r>
+      <w:r>
+        <w:rPr>
+          <w:rFonts w:hint="eastAsia" w:ascii="Times New Roman" w:hAnsi="Times New Roman" w:eastAsia="FangSong" w:cs="Times New Roman"/>
+        </w:rPr>
+        <w:t>不强行凑数</w:t>
+      </w:r>
+      <w:r>
+        <w:rPr>
+          <w:rFonts w:hint="eastAsia" w:ascii="Times New Roman" w:hAnsi="Times New Roman" w:eastAsia="Times New Roman" w:cs="Times New Roman"/>
+        </w:rPr>
+        <w:t>。</w:t>
+      </w:r>
+    </w:p>
+    <w:p>
+      <w:pPr>
+        <w:pStyle w:val="Compact"/>
+        <w:numPr>
+          <w:ilvl w:val="0"/>
+          <w:numId w:val="1001"/>
+        </w:numPr>
+      </w:pPr>
+      <w:r>
+        <w:rPr>
+          <w:rFonts w:hint="eastAsia" w:ascii="Times New Roman" w:hAnsi="Times New Roman" w:eastAsia="FangSong" w:cs="Times New Roman"/>
+          <w:b/>
+          <w:bCs/>
+        </w:rPr>
+        <w:t xml:space="preserve">难度偏难说明</w:t>
+      </w:r>
+      <w:r>
+        <w:rPr>
+          <w:rFonts w:hint="eastAsia" w:ascii="Times New Roman" w:hAnsi="Times New Roman" w:eastAsia="Times New Roman" w:cs="Times New Roman"/>
+        </w:rPr>
         <w:t>：</w:t>
       </w:r>
       <w:r>
@@ -5540,6 +5402,30 @@
         <w:rPr>
           <w:rFonts w:hint="eastAsia" w:ascii="Times New Roman" w:hAnsi="Times New Roman" w:eastAsia="Times New Roman" w:cs="Times New Roman"/>
         </w:rPr>
+        <w:t>·2、</w:t>
+      </w:r>
+      <w:r>
+        <w:rPr>
+          <w:rFonts w:hint="eastAsia" w:ascii="Times New Roman" w:hAnsi="Times New Roman" w:eastAsia="FangSong" w:cs="Times New Roman"/>
+        </w:rPr>
+        <w:t>原理</w:t>
+      </w:r>
+      <w:r>
+        <w:rPr>
+          <w:rFonts w:hint="eastAsia" w:ascii="Times New Roman" w:hAnsi="Times New Roman" w:eastAsia="Times New Roman" w:cs="Times New Roman"/>
+        </w:rPr>
+        <w:t>·5、</w:t>
+      </w:r>
+      <w:r>
+        <w:rPr>
+          <w:rFonts w:hint="eastAsia" w:ascii="Times New Roman" w:hAnsi="Times New Roman" w:eastAsia="FangSong" w:cs="Times New Roman"/>
+        </w:rPr>
+        <w:t>原理</w:t>
+      </w:r>
+      <w:r>
+        <w:rPr>
+          <w:rFonts w:hint="eastAsia" w:ascii="Times New Roman" w:hAnsi="Times New Roman" w:eastAsia="Times New Roman" w:cs="Times New Roman"/>
+        </w:rPr>
         <w:t>·7</w:t>
       </w:r>
       <w:r>
@@ -5552,127 +5438,70 @@
         <w:rPr>
           <w:rFonts w:hint="eastAsia" w:ascii="Times New Roman" w:hAnsi="Times New Roman" w:eastAsia="FangSong" w:cs="Times New Roman"/>
         </w:rPr>
-        <w:t xml:space="preserve">挑战</w:t>
-      </w:r>
-      <w:r>
-        <w:rPr>
+        <w:t xml:space="preserve">的</w:t>
+      </w:r>
+      <w:r>
+        <w:rPr>
+          <w:rFonts w:hint="eastAsia" w:ascii="Times New Roman" w:hAnsi="Times New Roman" w:eastAsia="FangSong" w:cs="Times New Roman"/>
+          <w:b/>
+          <w:bCs/>
+        </w:rPr>
+        <w:t xml:space="preserve">未用池</w:t>
+      </w:r>
+      <w:r>
+        <w:rPr>
+          <w:rFonts w:hint="eastAsia" w:ascii="Times New Roman" w:hAnsi="Times New Roman" w:eastAsia="FangSong" w:cs="Times New Roman"/>
+        </w:rPr>
+        <w:t>偏小</w:t>
+      </w:r>
+      <w:r>
+        <w:rPr>
+          <w:rFonts w:hint="eastAsia" w:ascii="Times New Roman" w:hAnsi="Times New Roman" w:eastAsia="Times New Roman" w:cs="Times New Roman"/>
+        </w:rPr>
+        <w:t>，</w:t>
+      </w:r>
+      <w:r>
+        <w:rPr>
+          <w:rFonts w:hint="eastAsia" w:ascii="Times New Roman" w:hAnsi="Times New Roman" w:eastAsia="FangSong" w:cs="Times New Roman"/>
+        </w:rPr>
+        <w:t>配额缺口由挑战题补</w:t>
+      </w:r>
+      <w:r>
+        <w:rPr>
+          <w:rFonts w:hint="eastAsia" w:ascii="Times New Roman" w:hAnsi="Times New Roman" w:eastAsia="Times New Roman" w:cs="Times New Roman"/>
+        </w:rPr>
+        <w:t>（</w:t>
+      </w:r>
+      <w:r>
+        <w:rPr>
+          <w:rStyle w:val="VerbatimChar"/>
           <w:rFonts w:ascii="Times New Roman" w:hAnsi="Times New Roman" w:eastAsia="Times New Roman" w:cs="Times New Roman"/>
         </w:rPr>
-        <w:t xml:space="preserve"> 10 </w:t>
+        <w:t xml:space="preserve">used_in</w:t>
+      </w:r>
+      <w:r>
+        <w:rPr>
+          <w:rFonts w:ascii="Times New Roman" w:hAnsi="Times New Roman" w:eastAsia="Times New Roman" w:cs="Times New Roman"/>
+        </w:rPr>
+        <w:t xml:space="preserve"> </w:t>
       </w:r>
       <w:r>
         <w:rPr>
           <w:rFonts w:hint="eastAsia" w:ascii="Times New Roman" w:hAnsi="Times New Roman" w:eastAsia="FangSong" w:cs="Times New Roman"/>
         </w:rPr>
-        <w:t>题</w:t>
+        <w:t>台账留存于源题文件中</w:t>
       </w:r>
       <w:r>
         <w:rPr>
           <w:rFonts w:hint="eastAsia" w:ascii="Times New Roman" w:hAnsi="Times New Roman" w:eastAsia="Times New Roman" w:cs="Times New Roman"/>
         </w:rPr>
-        <w:t>、</w:t>
+        <w:t>，</w:t>
       </w:r>
       <w:r>
         <w:rPr>
           <w:rFonts w:hint="eastAsia" w:ascii="Times New Roman" w:hAnsi="Times New Roman" w:eastAsia="FangSong" w:cs="Times New Roman"/>
         </w:rPr>
-        <w:t>原理</w:t>
-      </w:r>
-      <w:r>
-        <w:rPr>
-          <w:rFonts w:hint="eastAsia" w:ascii="Times New Roman" w:hAnsi="Times New Roman" w:eastAsia="Times New Roman" w:cs="Times New Roman"/>
-        </w:rPr>
-        <w:t>·2</w:t>
-      </w:r>
-      <w:r>
-        <w:rPr>
-          <w:rFonts w:ascii="Times New Roman" w:hAnsi="Times New Roman" w:eastAsia="Times New Roman" w:cs="Times New Roman"/>
-        </w:rPr>
-        <w:t xml:space="preserve"> </w:t>
-      </w:r>
-      <w:r>
-        <w:rPr>
-          <w:rFonts w:hint="eastAsia" w:ascii="Times New Roman" w:hAnsi="Times New Roman" w:eastAsia="FangSong" w:cs="Times New Roman"/>
-        </w:rPr>
-        <w:t xml:space="preserve">挑战</w:t>
-      </w:r>
-      <w:r>
-        <w:rPr>
-          <w:rFonts w:ascii="Times New Roman" w:hAnsi="Times New Roman" w:eastAsia="Times New Roman" w:cs="Times New Roman"/>
-        </w:rPr>
-        <w:t xml:space="preserve"> 9 </w:t>
-      </w:r>
-      <w:r>
-        <w:rPr>
-          <w:rFonts w:hint="eastAsia" w:ascii="Times New Roman" w:hAnsi="Times New Roman" w:eastAsia="FangSong" w:cs="Times New Roman"/>
-        </w:rPr>
-        <w:t>题</w:t>
-      </w:r>
-      <w:r>
-        <w:rPr>
-          <w:rFonts w:hint="eastAsia" w:ascii="Times New Roman" w:hAnsi="Times New Roman" w:eastAsia="Times New Roman" w:cs="Times New Roman"/>
-        </w:rPr>
-        <w:t>、</w:t>
-      </w:r>
-      <w:r>
-        <w:rPr>
-          <w:rFonts w:hint="eastAsia" w:ascii="Times New Roman" w:hAnsi="Times New Roman" w:eastAsia="FangSong" w:cs="Times New Roman"/>
-        </w:rPr>
-        <w:t>原理</w:t>
-      </w:r>
-      <w:r>
-        <w:rPr>
-          <w:rFonts w:hint="eastAsia" w:ascii="Times New Roman" w:hAnsi="Times New Roman" w:eastAsia="Times New Roman" w:cs="Times New Roman"/>
-        </w:rPr>
-        <w:t>·5</w:t>
-      </w:r>
-      <w:r>
-        <w:rPr>
-          <w:rFonts w:ascii="Times New Roman" w:hAnsi="Times New Roman" w:eastAsia="Times New Roman" w:cs="Times New Roman"/>
-        </w:rPr>
-        <w:t xml:space="preserve"> </w:t>
-      </w:r>
-      <w:r>
-        <w:rPr>
-          <w:rFonts w:hint="eastAsia" w:ascii="Times New Roman" w:hAnsi="Times New Roman" w:eastAsia="FangSong" w:cs="Times New Roman"/>
-        </w:rPr>
-        <w:t xml:space="preserve">挑战</w:t>
-      </w:r>
-      <w:r>
-        <w:rPr>
-          <w:rFonts w:ascii="Times New Roman" w:hAnsi="Times New Roman" w:eastAsia="Times New Roman" w:cs="Times New Roman"/>
-        </w:rPr>
-        <w:t xml:space="preserve"> 8 </w:t>
-      </w:r>
-      <w:r>
-        <w:rPr>
-          <w:rFonts w:hint="eastAsia" w:ascii="Times New Roman" w:hAnsi="Times New Roman" w:eastAsia="FangSong" w:cs="Times New Roman"/>
-        </w:rPr>
-        <w:t>题</w:t>
-      </w:r>
-      <w:r>
-        <w:rPr>
-          <w:rFonts w:hint="eastAsia" w:ascii="Times New Roman" w:hAnsi="Times New Roman" w:eastAsia="Times New Roman" w:cs="Times New Roman"/>
-        </w:rPr>
-        <w:t>（</w:t>
-      </w:r>
-      <w:r>
-        <w:rPr>
-          <w:rFonts w:hint="eastAsia" w:ascii="Times New Roman" w:hAnsi="Times New Roman" w:eastAsia="FangSong" w:cs="Times New Roman"/>
-        </w:rPr>
-        <w:t>进阶未用见底</w:t>
-      </w:r>
-      <w:r>
-        <w:rPr>
-          <w:rFonts w:hint="eastAsia" w:ascii="Times New Roman" w:hAnsi="Times New Roman" w:eastAsia="Times New Roman" w:cs="Times New Roman"/>
-        </w:rPr>
-        <w:t>，</w:t>
-      </w:r>
-      <w:r>
-        <w:rPr>
-          <w:rFonts w:hint="eastAsia" w:ascii="Times New Roman" w:hAnsi="Times New Roman" w:eastAsia="FangSong" w:cs="Times New Roman"/>
-        </w:rPr>
-        <w:t>配额缺口由挑战补</w:t>
+        <w:t>卷面不再印出</w:t>
       </w:r>
       <w:r>
         <w:rPr>

--- a/00-首页/题组Word/第一轮·竞赛教材版/_总索引.docx
+++ b/00-首页/题组Word/第一轮·竞赛教材版/_总索引.docx
@@ -94,6 +94,14 @@
         <w:tblStyle w:val="Table"/>
         <w:tblW w:type="pct" w:w="5000"/>
         <w:tblLayout w:type="fixed"/>
+        <w:tblBorders>
+          <w:top w:val="single" w:sz="12" w:space="0" w:color="000000"/>
+          <w:left w:val="none" w:sz="0" w:space="0" w:color="auto"/>
+          <w:bottom w:val="single" w:sz="12" w:space="0" w:color="000000"/>
+          <w:right w:val="none" w:sz="0" w:space="0" w:color="auto"/>
+          <w:insideH w:val="none" w:sz="0" w:space="0" w:color="auto"/>
+          <w:insideV w:val="none" w:sz="0" w:space="0" w:color="auto"/>
+        </w:tblBorders>
         <w:tblLook w:firstRow="1" w:lastRow="0" w:firstColumn="0" w:lastColumn="0" w:noHBand="0" w:noVBand="0" w:val="0020"/>
       </w:tblPr>
       <w:tblGrid>
@@ -110,7 +118,11 @@
           <w:tblHeader w:val="on"/>
         </w:trPr>
         <w:tc>
-          <w:tcPr/>
+          <w:tcPr>
+            <w:tcBorders>
+              <w:bottom w:val="single" w:sz="8" w:space="0" w:color="000000"/>
+            </w:tcBorders>
+          </w:tcPr>
           <w:p>
             <w:pPr>
               <w:pStyle w:val="Compact"/>
@@ -126,7 +138,11 @@
           </w:p>
         </w:tc>
         <w:tc>
-          <w:tcPr/>
+          <w:tcPr>
+            <w:tcBorders>
+              <w:bottom w:val="single" w:sz="8" w:space="0" w:color="000000"/>
+            </w:tcBorders>
+          </w:tcPr>
           <w:p>
             <w:pPr>
               <w:pStyle w:val="Compact"/>
@@ -142,7 +158,11 @@
           </w:p>
         </w:tc>
         <w:tc>
-          <w:tcPr/>
+          <w:tcPr>
+            <w:tcBorders>
+              <w:bottom w:val="single" w:sz="8" w:space="0" w:color="000000"/>
+            </w:tcBorders>
+          </w:tcPr>
           <w:p>
             <w:pPr>
               <w:pStyle w:val="Compact"/>
@@ -158,7 +178,11 @@
           </w:p>
         </w:tc>
         <w:tc>
-          <w:tcPr/>
+          <w:tcPr>
+            <w:tcBorders>
+              <w:bottom w:val="single" w:sz="8" w:space="0" w:color="000000"/>
+            </w:tcBorders>
+          </w:tcPr>
           <w:p>
             <w:pPr>
               <w:pStyle w:val="Compact"/>
@@ -188,7 +212,11 @@
           </w:p>
         </w:tc>
         <w:tc>
-          <w:tcPr/>
+          <w:tcPr>
+            <w:tcBorders>
+              <w:bottom w:val="single" w:sz="8" w:space="0" w:color="000000"/>
+            </w:tcBorders>
+          </w:tcPr>
           <w:p>
             <w:pPr>
               <w:pStyle w:val="Compact"/>
@@ -204,7 +232,11 @@
           </w:p>
         </w:tc>
         <w:tc>
-          <w:tcPr/>
+          <w:tcPr>
+            <w:tcBorders>
+              <w:bottom w:val="single" w:sz="8" w:space="0" w:color="000000"/>
+            </w:tcBorders>
+          </w:tcPr>
           <w:p>
             <w:pPr>
               <w:pStyle w:val="Compact"/>
@@ -220,7 +252,11 @@
           </w:p>
         </w:tc>
         <w:tc>
-          <w:tcPr/>
+          <w:tcPr>
+            <w:tcBorders>
+              <w:bottom w:val="single" w:sz="8" w:space="0" w:color="000000"/>
+            </w:tcBorders>
+          </w:tcPr>
           <w:p>
             <w:pPr>
               <w:pStyle w:val="Compact"/>
@@ -1726,6 +1762,14 @@
         <w:tblStyle w:val="Table"/>
         <w:tblW w:type="pct" w:w="5000"/>
         <w:tblLayout w:type="fixed"/>
+        <w:tblBorders>
+          <w:top w:val="single" w:sz="12" w:space="0" w:color="000000"/>
+          <w:left w:val="none" w:sz="0" w:space="0" w:color="auto"/>
+          <w:bottom w:val="single" w:sz="12" w:space="0" w:color="000000"/>
+          <w:right w:val="none" w:sz="0" w:space="0" w:color="auto"/>
+          <w:insideH w:val="none" w:sz="0" w:space="0" w:color="auto"/>
+          <w:insideV w:val="none" w:sz="0" w:space="0" w:color="auto"/>
+        </w:tblBorders>
         <w:tblLook w:firstRow="1" w:lastRow="0" w:firstColumn="0" w:lastColumn="0" w:noHBand="0" w:noVBand="0" w:val="0020"/>
       </w:tblPr>
       <w:tblGrid>
@@ -1742,7 +1786,11 @@
           <w:tblHeader w:val="on"/>
         </w:trPr>
         <w:tc>
-          <w:tcPr/>
+          <w:tcPr>
+            <w:tcBorders>
+              <w:bottom w:val="single" w:sz="8" w:space="0" w:color="000000"/>
+            </w:tcBorders>
+          </w:tcPr>
           <w:p>
             <w:pPr>
               <w:pStyle w:val="Compact"/>
@@ -1758,7 +1806,11 @@
           </w:p>
         </w:tc>
         <w:tc>
-          <w:tcPr/>
+          <w:tcPr>
+            <w:tcBorders>
+              <w:bottom w:val="single" w:sz="8" w:space="0" w:color="000000"/>
+            </w:tcBorders>
+          </w:tcPr>
           <w:p>
             <w:pPr>
               <w:pStyle w:val="Compact"/>
@@ -1774,7 +1826,11 @@
           </w:p>
         </w:tc>
         <w:tc>
-          <w:tcPr/>
+          <w:tcPr>
+            <w:tcBorders>
+              <w:bottom w:val="single" w:sz="8" w:space="0" w:color="000000"/>
+            </w:tcBorders>
+          </w:tcPr>
           <w:p>
             <w:pPr>
               <w:pStyle w:val="Compact"/>
@@ -1790,7 +1846,11 @@
           </w:p>
         </w:tc>
         <w:tc>
-          <w:tcPr/>
+          <w:tcPr>
+            <w:tcBorders>
+              <w:bottom w:val="single" w:sz="8" w:space="0" w:color="000000"/>
+            </w:tcBorders>
+          </w:tcPr>
           <w:p>
             <w:pPr>
               <w:pStyle w:val="Compact"/>
@@ -1820,7 +1880,11 @@
           </w:p>
         </w:tc>
         <w:tc>
-          <w:tcPr/>
+          <w:tcPr>
+            <w:tcBorders>
+              <w:bottom w:val="single" w:sz="8" w:space="0" w:color="000000"/>
+            </w:tcBorders>
+          </w:tcPr>
           <w:p>
             <w:pPr>
               <w:pStyle w:val="Compact"/>
@@ -1836,7 +1900,11 @@
           </w:p>
         </w:tc>
         <w:tc>
-          <w:tcPr/>
+          <w:tcPr>
+            <w:tcBorders>
+              <w:bottom w:val="single" w:sz="8" w:space="0" w:color="000000"/>
+            </w:tcBorders>
+          </w:tcPr>
           <w:p>
             <w:pPr>
               <w:pStyle w:val="Compact"/>
@@ -1852,7 +1920,11 @@
           </w:p>
         </w:tc>
         <w:tc>
-          <w:tcPr/>
+          <w:tcPr>
+            <w:tcBorders>
+              <w:bottom w:val="single" w:sz="8" w:space="0" w:color="000000"/>
+            </w:tcBorders>
+          </w:tcPr>
           <w:p>
             <w:pPr>
               <w:pStyle w:val="Compact"/>
@@ -4146,6 +4218,14 @@
       <w:tblPr>
         <w:tblStyle w:val="Table"/>
         <w:tblW w:type="auto" w:w="0"/>
+        <w:tblBorders>
+          <w:top w:val="single" w:sz="12" w:space="0" w:color="000000"/>
+          <w:left w:val="none" w:sz="0" w:space="0" w:color="auto"/>
+          <w:bottom w:val="single" w:sz="12" w:space="0" w:color="000000"/>
+          <w:right w:val="none" w:sz="0" w:space="0" w:color="auto"/>
+          <w:insideH w:val="none" w:sz="0" w:space="0" w:color="auto"/>
+          <w:insideV w:val="none" w:sz="0" w:space="0" w:color="auto"/>
+        </w:tblBorders>
         <w:tblLook w:firstRow="1" w:lastRow="0" w:firstColumn="0" w:lastColumn="0" w:noHBand="0" w:noVBand="0" w:val="0020"/>
       </w:tblPr>
       <w:tblGrid>
@@ -4157,7 +4237,11 @@
           <w:tblHeader w:val="on"/>
         </w:trPr>
         <w:tc>
-          <w:tcPr/>
+          <w:tcPr>
+            <w:tcBorders>
+              <w:bottom w:val="single" w:sz="8" w:space="0" w:color="000000"/>
+            </w:tcBorders>
+          </w:tcPr>
           <w:p>
             <w:pPr>
               <w:pStyle w:val="Compact"/>
@@ -4173,7 +4257,11 @@
           </w:p>
         </w:tc>
         <w:tc>
-          <w:tcPr/>
+          <w:tcPr>
+            <w:tcBorders>
+              <w:bottom w:val="single" w:sz="8" w:space="0" w:color="000000"/>
+            </w:tcBorders>
+          </w:tcPr>
           <w:p>
             <w:pPr>
               <w:pStyle w:val="Compact"/>
@@ -5871,7 +5959,7 @@
     <ns0:rPr>
       <ns0:rFonts ns0:ascii="Times New Roman" ns0:cs="Times New Roman" ns0:eastAsia="SimHei" ns0:hAnsi="Times New Roman"/>
       <ns0:b/>
-      <ns0:color ns0:val="17324D"/>
+      <ns0:color ns0:val="000000"/>
       <ns0:sz ns0:val="44"/>
       <ns0:szCs ns0:val="56"/>
     </ns0:rPr>
@@ -6013,7 +6101,7 @@
     <ns0:rPr>
       <ns0:rFonts ns0:ascii="Times New Roman" ns0:cs="Times New Roman" ns0:eastAsia="SimHei" ns0:hAnsi="Times New Roman"/>
       <ns0:b/>
-      <ns0:color ns0:val="17324D"/>
+      <ns0:color ns0:val="000000"/>
       <ns0:sz ns0:val="32"/>
       <ns0:szCs ns0:val="40"/>
     </ns0:rPr>
@@ -6037,7 +6125,7 @@
     <ns0:rPr>
       <ns0:rFonts ns0:ascii="Times New Roman" ns0:cs="Times New Roman" ns0:eastAsia="SimHei" ns0:hAnsi="Times New Roman"/>
       <ns0:b/>
-      <ns0:color ns0:val="17324D"/>
+      <ns0:color ns0:val="000000"/>
       <ns0:sz ns0:val="28"/>
       <ns0:szCs ns0:val="32"/>
     </ns0:rPr>
@@ -6061,7 +6149,7 @@
     <ns0:rPr>
       <ns0:rFonts ns0:ascii="Times New Roman" ns0:cs="Times New Roman" ns0:eastAsia="SimHei" ns0:hAnsi="Times New Roman"/>
       <ns0:b/>
-      <ns0:color ns0:val="17324D"/>
+      <ns0:color ns0:val="000000"/>
       <ns0:sz ns0:val="25"/>
       <ns0:szCs ns0:val="28"/>
     </ns0:rPr>
